--- a/lessons/6-3/downloads/reveal/teacher/6.3-session-2-prerequisite-practice-a.docx
+++ b/lessons/6-3/downloads/reveal/teacher/6.3-session-2-prerequisite-practice-a.docx
@@ -15,10 +15,28 @@
         <w:rPr>
           <w:rFonts w:ascii="Avenir Next" w:hAnsi="Avenir Next" w:cs="Avenir Next" w:eastAsia="Avenir Next"/>
           <w:color w:val="1A1A1A"/>
+          <w:sz w:val="22"/>
+          <w:szCs w:val="20"/>
+        </w:rPr>
+        <w:t xml:space="preserve">Name</w:t>
+      </w:r>
+      <w:r>
+        <w:rPr>
+          <w:rFonts w:ascii="Avenir Next" w:hAnsi="Avenir Next" w:cs="Avenir Next" w:eastAsia="Avenir Next"/>
+          <w:color w:val="1A1A1A"/>
           <w:sz w:val="20"/>
           <w:szCs w:val="20"/>
         </w:rPr>
-        <w:t xml:space="preserve">Name</w:t>
+        <w:tab/>
+      </w:r>
+      <w:r>
+        <w:rPr>
+          <w:rFonts w:ascii="Avenir Next" w:hAnsi="Avenir Next" w:cs="Avenir Next" w:eastAsia="Avenir Next"/>
+          <w:color w:val="1A1A1A"/>
+          <w:sz w:val="22"/>
+          <w:szCs w:val="20"/>
+        </w:rPr>
+        <w:t xml:space="preserve">   Date</w:t>
       </w:r>
       <w:r>
         <w:rPr>
@@ -33,25 +51,7 @@
         <w:rPr>
           <w:rFonts w:ascii="Avenir Next" w:hAnsi="Avenir Next" w:cs="Avenir Next" w:eastAsia="Avenir Next"/>
           <w:color w:val="1A1A1A"/>
-          <w:sz w:val="20"/>
-          <w:szCs w:val="20"/>
-        </w:rPr>
-        <w:t xml:space="preserve">   Date</w:t>
-      </w:r>
-      <w:r>
-        <w:rPr>
-          <w:rFonts w:ascii="Avenir Next" w:hAnsi="Avenir Next" w:cs="Avenir Next" w:eastAsia="Avenir Next"/>
-          <w:color w:val="1A1A1A"/>
-          <w:sz w:val="20"/>
-          <w:szCs w:val="20"/>
-        </w:rPr>
-        <w:tab/>
-      </w:r>
-      <w:r>
-        <w:rPr>
-          <w:rFonts w:ascii="Avenir Next" w:hAnsi="Avenir Next" w:cs="Avenir Next" w:eastAsia="Avenir Next"/>
-          <w:color w:val="1A1A1A"/>
-          <w:sz w:val="20"/>
+          <w:sz w:val="22"/>
           <w:szCs w:val="20"/>
         </w:rPr>
         <w:t xml:space="preserve">   Period</w:t>
@@ -78,7 +78,7 @@
           <w:caps/>
           <w:color w:val="003A70"/>
           <w:spacing w:val="12"/>
-          <w:sz w:val="19"/>
+          <w:sz w:val="22"/>
           <w:szCs w:val="19"/>
         </w:rPr>
         <w:t xml:space="preserve">Lesson 6-3  ·  Session 2  ·  Prerequisite Practice A  ·  Skill 1 of 2</w:t>
@@ -86,6 +86,7 @@
     </w:p>
     <w:p>
       <w:pPr>
+        <w:pStyle w:val="Heading1"/>
         <w:keepNext/>
         <w:spacing w:before="0" w:after="10" w:line="240" w:lineRule="auto"/>
       </w:pPr>
@@ -111,7 +112,7 @@
         <w:rPr>
           <w:rFonts w:ascii="Avenir Next" w:hAnsi="Avenir Next" w:cs="Avenir Next" w:eastAsia="Avenir Next"/>
           <w:color w:val="5A5F66"/>
-          <w:sz w:val="17"/>
+          <w:sz w:val="22"/>
           <w:szCs w:val="17"/>
         </w:rPr>
         <w:t xml:space="preserve">Builds on Grade 4 · 4.NBT.B.5</w:t>
@@ -154,6 +155,7 @@
           </w:tcPr>
           <w:p>
             <w:pPr>
+              <w:pStyle w:val="Heading2"/>
               <w:spacing w:before="0" w:after="0" w:line="252" w:lineRule="auto"/>
             </w:pPr>
             <w:r>
@@ -183,7 +185,7 @@
               <w:rPr>
                 <w:rFonts w:ascii="Avenir Next" w:hAnsi="Avenir Next" w:cs="Avenir Next" w:eastAsia="Avenir Next"/>
                 <w:color w:val="1A1A1A"/>
-                <w:sz w:val="20"/>
+                <w:sz w:val="22"/>
                 <w:szCs w:val="20"/>
               </w:rPr>
               <w:t xml:space="preserve">You will find 5</w:t>
@@ -192,7 +194,7 @@
               <w:rPr>
                 <w:rFonts w:ascii="Avenir Next" w:hAnsi="Avenir Next" w:cs="Avenir Next" w:eastAsia="Avenir Next"/>
                 <w:color w:val="1A1A1A"/>
-                <w:sz w:val="20"/>
+                <w:sz w:val="22"/>
                 <w:szCs w:val="20"/>
                 <w:vertAlign w:val="superscript"/>
               </w:rPr>
@@ -202,7 +204,7 @@
               <w:rPr>
                 <w:rFonts w:ascii="Avenir Next" w:hAnsi="Avenir Next" w:cs="Avenir Next" w:eastAsia="Avenir Next"/>
                 <w:color w:val="1A1A1A"/>
-                <w:sz w:val="20"/>
+                <w:sz w:val="22"/>
                 <w:szCs w:val="20"/>
               </w:rPr>
               <w:t xml:space="preserve"> = 5 × 5 × 5 × 5. The products grow fast: 25, 125, 625.</w:t>
@@ -222,6 +224,7 @@
           </w:tcPr>
           <w:p>
             <w:pPr>
+              <w:pStyle w:val="Heading2"/>
               <w:spacing w:before="0" w:after="0" w:line="252" w:lineRule="auto"/>
             </w:pPr>
             <w:r>
@@ -251,7 +254,7 @@
               <w:rPr>
                 <w:rFonts w:ascii="Avenir Next" w:hAnsi="Avenir Next" w:cs="Avenir Next" w:eastAsia="Avenir Next"/>
                 <w:color w:val="1A1A1A"/>
-                <w:sz w:val="20"/>
+                <w:sz w:val="22"/>
                 <w:szCs w:val="20"/>
               </w:rPr>
               <w:t xml:space="preserve">Multiply a 2- or 3-digit number by a 1-digit number, like 125 × 5.  </w:t>
@@ -261,7 +264,7 @@
                 <w:rFonts w:ascii="Avenir Next" w:hAnsi="Avenir Next" w:cs="Avenir Next" w:eastAsia="Avenir Next"/>
                 <w:b/>
                 <w:color w:val="1A1A1A"/>
-                <w:sz w:val="20"/>
+                <w:sz w:val="22"/>
                 <w:szCs w:val="20"/>
               </w:rPr>
               <w:t xml:space="preserve">You will use it in Practice Form A, problems 3 and 4.</w:t>
@@ -272,6 +275,7 @@
     </w:tbl>
     <w:p>
       <w:pPr>
+        <w:pStyle w:val="Heading2"/>
         <w:keepNext/>
         <w:pBdr>
           <w:bottom w:val="single" w:sz="8" w:space="3" w:color="003A70"/>
@@ -287,7 +291,7 @@
           <w:b/>
           <w:color w:val="003A70"/>
           <w:spacing w:val="14"/>
-          <w:sz w:val="19"/>
+          <w:sz w:val="22"/>
           <w:szCs w:val="19"/>
         </w:rPr>
         <w:t xml:space="preserve">STEPS TO FOLLOW</w:t>
@@ -306,7 +310,7 @@
           <w:rFonts w:ascii="Avenir Next" w:hAnsi="Avenir Next" w:cs="Avenir Next" w:eastAsia="Avenir Next"/>
           <w:i/>
           <w:color w:val="5A5F66"/>
-          <w:sz w:val="17"/>
+          <w:sz w:val="22"/>
           <w:szCs w:val="17"/>
         </w:rPr>
         <w:t xml:space="preserve">use these same steps on every problem</w:t>
@@ -348,6 +352,7 @@
           </w:tcPr>
           <w:p>
             <w:pPr>
+              <w:pStyle w:val="Heading1"/>
               <w:spacing w:before="0" w:after="0" w:line="240" w:lineRule="auto"/>
               <w:jc w:val="center"/>
             </w:pPr>
@@ -377,7 +382,7 @@
                 <w:rFonts w:ascii="Avenir Next" w:hAnsi="Avenir Next" w:cs="Avenir Next" w:eastAsia="Avenir Next"/>
                 <w:b/>
                 <w:color w:val="1A1A1A"/>
-                <w:sz w:val="21"/>
+                <w:sz w:val="22"/>
                 <w:szCs w:val="21"/>
               </w:rPr>
               <w:t xml:space="preserve">Break</w:t>
@@ -386,7 +391,7 @@
               <w:rPr>
                 <w:rFonts w:ascii="Avenir Next" w:hAnsi="Avenir Next" w:cs="Avenir Next" w:eastAsia="Avenir Next"/>
                 <w:color w:val="1A1A1A"/>
-                <w:sz w:val="21"/>
+                <w:sz w:val="22"/>
                 <w:szCs w:val="21"/>
               </w:rPr>
               <w:t xml:space="preserve"> the big number into hundreds, tens and ones.</w:t>
@@ -405,6 +410,7 @@
           </w:tcPr>
           <w:p>
             <w:pPr>
+              <w:pStyle w:val="Heading1"/>
               <w:spacing w:before="0" w:after="0" w:line="240" w:lineRule="auto"/>
               <w:jc w:val="center"/>
             </w:pPr>
@@ -434,7 +440,7 @@
                 <w:rFonts w:ascii="Avenir Next" w:hAnsi="Avenir Next" w:cs="Avenir Next" w:eastAsia="Avenir Next"/>
                 <w:b/>
                 <w:color w:val="1A1A1A"/>
-                <w:sz w:val="21"/>
+                <w:sz w:val="22"/>
                 <w:szCs w:val="21"/>
               </w:rPr>
               <w:t xml:space="preserve">Multiply</w:t>
@@ -443,7 +449,7 @@
               <w:rPr>
                 <w:rFonts w:ascii="Avenir Next" w:hAnsi="Avenir Next" w:cs="Avenir Next" w:eastAsia="Avenir Next"/>
                 <w:color w:val="1A1A1A"/>
-                <w:sz w:val="21"/>
+                <w:sz w:val="22"/>
                 <w:szCs w:val="21"/>
               </w:rPr>
               <w:t xml:space="preserve"> each part by the 1-digit number.</w:t>
@@ -462,6 +468,7 @@
           </w:tcPr>
           <w:p>
             <w:pPr>
+              <w:pStyle w:val="Heading1"/>
               <w:spacing w:before="0" w:after="0" w:line="240" w:lineRule="auto"/>
               <w:jc w:val="center"/>
             </w:pPr>
@@ -491,7 +498,7 @@
                 <w:rFonts w:ascii="Avenir Next" w:hAnsi="Avenir Next" w:cs="Avenir Next" w:eastAsia="Avenir Next"/>
                 <w:b/>
                 <w:color w:val="1A1A1A"/>
-                <w:sz w:val="21"/>
+                <w:sz w:val="22"/>
                 <w:szCs w:val="21"/>
               </w:rPr>
               <w:t xml:space="preserve">Add</w:t>
@@ -500,7 +507,7 @@
               <w:rPr>
                 <w:rFonts w:ascii="Avenir Next" w:hAnsi="Avenir Next" w:cs="Avenir Next" w:eastAsia="Avenir Next"/>
                 <w:color w:val="1A1A1A"/>
-                <w:sz w:val="21"/>
+                <w:sz w:val="22"/>
                 <w:szCs w:val="21"/>
               </w:rPr>
               <w:t xml:space="preserve"> the parts.</w:t>
@@ -511,6 +518,7 @@
     </w:tbl>
     <w:p>
       <w:pPr>
+        <w:pStyle w:val="Heading2"/>
         <w:keepNext/>
         <w:pBdr>
           <w:bottom w:val="single" w:sz="8" w:space="3" w:color="003A70"/>
@@ -526,7 +534,7 @@
           <w:b/>
           <w:color w:val="003A70"/>
           <w:spacing w:val="14"/>
-          <w:sz w:val="19"/>
+          <w:sz w:val="22"/>
           <w:szCs w:val="19"/>
         </w:rPr>
         <w:t xml:space="preserve">WATCH ME</w:t>
@@ -545,7 +553,7 @@
           <w:rFonts w:ascii="Avenir Next" w:hAnsi="Avenir Next" w:cs="Avenir Next" w:eastAsia="Avenir Next"/>
           <w:i/>
           <w:color w:val="5A5F66"/>
-          <w:sz w:val="17"/>
+          <w:sz w:val="22"/>
           <w:szCs w:val="17"/>
         </w:rPr>
         <w:t xml:space="preserve">the steps in action</w:t>
@@ -560,7 +568,7 @@
           <w:rFonts w:ascii="Avenir Next" w:hAnsi="Avenir Next" w:cs="Avenir Next" w:eastAsia="Avenir Next"/>
           <w:b/>
           <w:color w:val="1A1A1A"/>
-          <w:sz w:val="21"/>
+          <w:sz w:val="22"/>
           <w:szCs w:val="21"/>
         </w:rPr>
         <w:t xml:space="preserve">Find 125 × 5.</w:t>
@@ -579,25 +587,25 @@
           <w:rFonts w:ascii="Avenir Next" w:hAnsi="Avenir Next" w:cs="Avenir Next" w:eastAsia="Avenir Next"/>
           <w:b/>
           <w:color w:val="003A70"/>
+          <w:sz w:val="22"/>
+          <w:szCs w:val="19"/>
+        </w:rPr>
+        <w:t xml:space="preserve">Step 1</w:t>
+      </w:r>
+      <w:r>
+        <w:rPr>
+          <w:rFonts w:ascii="Avenir Next" w:hAnsi="Avenir Next" w:cs="Avenir Next" w:eastAsia="Avenir Next"/>
+          <w:color w:val="1A1A1A"/>
           <w:sz w:val="19"/>
           <w:szCs w:val="19"/>
         </w:rPr>
-        <w:t xml:space="preserve">Step 1</w:t>
-      </w:r>
-      <w:r>
-        <w:rPr>
-          <w:rFonts w:ascii="Avenir Next" w:hAnsi="Avenir Next" w:cs="Avenir Next" w:eastAsia="Avenir Next"/>
-          <w:color w:val="1A1A1A"/>
-          <w:sz w:val="19"/>
-          <w:szCs w:val="19"/>
-        </w:rPr>
         <w:tab/>
       </w:r>
       <w:r>
         <w:rPr>
           <w:rFonts w:ascii="Avenir Next" w:hAnsi="Avenir Next" w:cs="Avenir Next" w:eastAsia="Avenir Next"/>
           <w:color w:val="1A1A1A"/>
-          <w:sz w:val="21"/>
+          <w:sz w:val="22"/>
           <w:szCs w:val="21"/>
         </w:rPr>
         <w:t xml:space="preserve">125 = 100 + 20 + 5.</w:t>
@@ -616,25 +624,25 @@
           <w:rFonts w:ascii="Avenir Next" w:hAnsi="Avenir Next" w:cs="Avenir Next" w:eastAsia="Avenir Next"/>
           <w:b/>
           <w:color w:val="003A70"/>
+          <w:sz w:val="22"/>
+          <w:szCs w:val="19"/>
+        </w:rPr>
+        <w:t xml:space="preserve">Step 2</w:t>
+      </w:r>
+      <w:r>
+        <w:rPr>
+          <w:rFonts w:ascii="Avenir Next" w:hAnsi="Avenir Next" w:cs="Avenir Next" w:eastAsia="Avenir Next"/>
+          <w:color w:val="1A1A1A"/>
           <w:sz w:val="19"/>
           <w:szCs w:val="19"/>
         </w:rPr>
-        <w:t xml:space="preserve">Step 2</w:t>
-      </w:r>
-      <w:r>
-        <w:rPr>
-          <w:rFonts w:ascii="Avenir Next" w:hAnsi="Avenir Next" w:cs="Avenir Next" w:eastAsia="Avenir Next"/>
-          <w:color w:val="1A1A1A"/>
-          <w:sz w:val="19"/>
-          <w:szCs w:val="19"/>
-        </w:rPr>
         <w:tab/>
       </w:r>
       <w:r>
         <w:rPr>
           <w:rFonts w:ascii="Avenir Next" w:hAnsi="Avenir Next" w:cs="Avenir Next" w:eastAsia="Avenir Next"/>
           <w:color w:val="1A1A1A"/>
-          <w:sz w:val="21"/>
+          <w:sz w:val="22"/>
           <w:szCs w:val="21"/>
         </w:rPr>
         <w:t xml:space="preserve">100 × 5 = 500, 20 × 5 = 100, 5 × 5 = 25.</w:t>
@@ -653,25 +661,25 @@
           <w:rFonts w:ascii="Avenir Next" w:hAnsi="Avenir Next" w:cs="Avenir Next" w:eastAsia="Avenir Next"/>
           <w:b/>
           <w:color w:val="003A70"/>
+          <w:sz w:val="22"/>
+          <w:szCs w:val="19"/>
+        </w:rPr>
+        <w:t xml:space="preserve">Step 3</w:t>
+      </w:r>
+      <w:r>
+        <w:rPr>
+          <w:rFonts w:ascii="Avenir Next" w:hAnsi="Avenir Next" w:cs="Avenir Next" w:eastAsia="Avenir Next"/>
+          <w:color w:val="1A1A1A"/>
           <w:sz w:val="19"/>
           <w:szCs w:val="19"/>
         </w:rPr>
-        <w:t xml:space="preserve">Step 3</w:t>
-      </w:r>
-      <w:r>
-        <w:rPr>
-          <w:rFonts w:ascii="Avenir Next" w:hAnsi="Avenir Next" w:cs="Avenir Next" w:eastAsia="Avenir Next"/>
-          <w:color w:val="1A1A1A"/>
-          <w:sz w:val="19"/>
-          <w:szCs w:val="19"/>
-        </w:rPr>
         <w:tab/>
       </w:r>
       <w:r>
         <w:rPr>
           <w:rFonts w:ascii="Avenir Next" w:hAnsi="Avenir Next" w:cs="Avenir Next" w:eastAsia="Avenir Next"/>
           <w:color w:val="1A1A1A"/>
-          <w:sz w:val="21"/>
+          <w:sz w:val="22"/>
           <w:szCs w:val="21"/>
         </w:rPr>
         <w:t xml:space="preserve">500 + 100 + 25 = 625.</w:t>
@@ -690,18 +698,18 @@
           <w:rFonts w:ascii="Avenir Next" w:hAnsi="Avenir Next" w:cs="Avenir Next" w:eastAsia="Avenir Next"/>
           <w:b/>
           <w:color w:val="1A1A1A"/>
+          <w:sz w:val="22"/>
+          <w:szCs w:val="21"/>
+        </w:rPr>
+        <w:t xml:space="preserve">Answer</w:t>
+      </w:r>
+      <w:r>
+        <w:rPr>
+          <w:rFonts w:ascii="Avenir Next" w:hAnsi="Avenir Next" w:cs="Avenir Next" w:eastAsia="Avenir Next"/>
+          <w:color w:val="1A1A1A"/>
           <w:sz w:val="21"/>
           <w:szCs w:val="21"/>
         </w:rPr>
-        <w:t xml:space="preserve">Answer</w:t>
-      </w:r>
-      <w:r>
-        <w:rPr>
-          <w:rFonts w:ascii="Avenir Next" w:hAnsi="Avenir Next" w:cs="Avenir Next" w:eastAsia="Avenir Next"/>
-          <w:color w:val="1A1A1A"/>
-          <w:sz w:val="21"/>
-          <w:szCs w:val="21"/>
-        </w:rPr>
         <w:tab/>
       </w:r>
       <w:r>
@@ -709,7 +717,7 @@
           <w:rFonts w:ascii="Avenir Next" w:hAnsi="Avenir Next" w:cs="Avenir Next" w:eastAsia="Avenir Next"/>
           <w:b/>
           <w:color w:val="1A1A1A"/>
-          <w:sz w:val="21"/>
+          <w:sz w:val="22"/>
           <w:szCs w:val="21"/>
         </w:rPr>
         <w:t xml:space="preserve">625</w:t>
@@ -717,6 +725,7 @@
     </w:p>
     <w:p>
       <w:pPr>
+        <w:pStyle w:val="Heading2"/>
         <w:keepNext/>
         <w:pBdr>
           <w:bottom w:val="single" w:sz="8" w:space="3" w:color="003A70"/>
@@ -732,7 +741,7 @@
           <w:b/>
           <w:color w:val="003A70"/>
           <w:spacing w:val="14"/>
-          <w:sz w:val="19"/>
+          <w:sz w:val="22"/>
           <w:szCs w:val="19"/>
         </w:rPr>
         <w:t xml:space="preserve">TRY IT WITH HELP</w:t>
@@ -751,7 +760,7 @@
           <w:rFonts w:ascii="Avenir Next" w:hAnsi="Avenir Next" w:cs="Avenir Next" w:eastAsia="Avenir Next"/>
           <w:i/>
           <w:color w:val="5A5F66"/>
-          <w:sz w:val="17"/>
+          <w:sz w:val="22"/>
           <w:szCs w:val="17"/>
         </w:rPr>
         <w:t xml:space="preserve">fill in each step</w:t>
@@ -809,25 +818,25 @@
           <w:rFonts w:ascii="Avenir Next" w:hAnsi="Avenir Next" w:cs="Avenir Next" w:eastAsia="Avenir Next"/>
           <w:b/>
           <w:color w:val="003A70"/>
+          <w:sz w:val="22"/>
+          <w:szCs w:val="18"/>
+        </w:rPr>
+        <w:t xml:space="preserve">Step 1</w:t>
+      </w:r>
+      <w:r>
+        <w:rPr>
+          <w:rFonts w:ascii="Avenir Next" w:hAnsi="Avenir Next" w:cs="Avenir Next" w:eastAsia="Avenir Next"/>
+          <w:color w:val="1A1A1A"/>
           <w:sz w:val="18"/>
           <w:szCs w:val="18"/>
         </w:rPr>
-        <w:t xml:space="preserve">Step 1</w:t>
-      </w:r>
-      <w:r>
-        <w:rPr>
-          <w:rFonts w:ascii="Avenir Next" w:hAnsi="Avenir Next" w:cs="Avenir Next" w:eastAsia="Avenir Next"/>
-          <w:color w:val="1A1A1A"/>
-          <w:sz w:val="18"/>
-          <w:szCs w:val="18"/>
-        </w:rPr>
         <w:tab/>
       </w:r>
       <w:r>
         <w:rPr>
           <w:rFonts w:ascii="Avenir Next" w:hAnsi="Avenir Next" w:cs="Avenir Next" w:eastAsia="Avenir Next"/>
           <w:color w:val="1A1A1A"/>
-          <w:sz w:val="21"/>
+          <w:sz w:val="22"/>
           <w:szCs w:val="21"/>
         </w:rPr>
         <w:t xml:space="preserve">27 = 20 + </w:t>
@@ -857,35 +866,35 @@
           <w:rFonts w:ascii="Avenir Next" w:hAnsi="Avenir Next" w:cs="Avenir Next" w:eastAsia="Avenir Next"/>
           <w:b/>
           <w:color w:val="003A70"/>
+          <w:sz w:val="22"/>
+          <w:szCs w:val="18"/>
+        </w:rPr>
+        <w:t xml:space="preserve">Step 2</w:t>
+      </w:r>
+      <w:r>
+        <w:rPr>
+          <w:rFonts w:ascii="Avenir Next" w:hAnsi="Avenir Next" w:cs="Avenir Next" w:eastAsia="Avenir Next"/>
+          <w:color w:val="1A1A1A"/>
           <w:sz w:val="18"/>
           <w:szCs w:val="18"/>
         </w:rPr>
-        <w:t xml:space="preserve">Step 2</w:t>
-      </w:r>
-      <w:r>
-        <w:rPr>
-          <w:rFonts w:ascii="Avenir Next" w:hAnsi="Avenir Next" w:cs="Avenir Next" w:eastAsia="Avenir Next"/>
-          <w:color w:val="1A1A1A"/>
-          <w:sz w:val="18"/>
-          <w:szCs w:val="18"/>
-        </w:rPr>
         <w:tab/>
       </w:r>
       <w:r>
         <w:rPr>
           <w:rFonts w:ascii="Avenir Next" w:hAnsi="Avenir Next" w:cs="Avenir Next" w:eastAsia="Avenir Next"/>
           <w:color w:val="1A1A1A"/>
+          <w:sz w:val="22"/>
+          <w:szCs w:val="21"/>
+        </w:rPr>
+        <w:t xml:space="preserve">20 × 3 = </w:t>
+      </w:r>
+      <w:r>
+        <w:rPr>
+          <w:rFonts w:ascii="Avenir Next" w:hAnsi="Avenir Next" w:cs="Avenir Next" w:eastAsia="Avenir Next"/>
+          <w:color w:val="1A1A1A"/>
           <w:sz w:val="21"/>
           <w:szCs w:val="21"/>
-        </w:rPr>
-        <w:t xml:space="preserve">20 × 3 = </w:t>
-      </w:r>
-      <w:r>
-        <w:rPr>
-          <w:rFonts w:ascii="Avenir Next" w:hAnsi="Avenir Next" w:cs="Avenir Next" w:eastAsia="Avenir Next"/>
-          <w:color w:val="1A1A1A"/>
-          <w:sz w:val="21"/>
-          <w:szCs w:val="21"/>
           <w:u w:val="single"/>
         </w:rPr>
         <w:t xml:space="preserve">                </w:t>
@@ -894,7 +903,7 @@
         <w:rPr>
           <w:rFonts w:ascii="Avenir Next" w:hAnsi="Avenir Next" w:cs="Avenir Next" w:eastAsia="Avenir Next"/>
           <w:color w:val="1A1A1A"/>
-          <w:sz w:val="21"/>
+          <w:sz w:val="22"/>
           <w:szCs w:val="21"/>
         </w:rPr>
         <w:t xml:space="preserve"> and 7 × 3 = </w:t>
@@ -924,25 +933,25 @@
           <w:rFonts w:ascii="Avenir Next" w:hAnsi="Avenir Next" w:cs="Avenir Next" w:eastAsia="Avenir Next"/>
           <w:b/>
           <w:color w:val="003A70"/>
+          <w:sz w:val="22"/>
+          <w:szCs w:val="18"/>
+        </w:rPr>
+        <w:t xml:space="preserve">Step 3</w:t>
+      </w:r>
+      <w:r>
+        <w:rPr>
+          <w:rFonts w:ascii="Avenir Next" w:hAnsi="Avenir Next" w:cs="Avenir Next" w:eastAsia="Avenir Next"/>
+          <w:color w:val="1A1A1A"/>
           <w:sz w:val="18"/>
           <w:szCs w:val="18"/>
         </w:rPr>
-        <w:t xml:space="preserve">Step 3</w:t>
-      </w:r>
-      <w:r>
-        <w:rPr>
-          <w:rFonts w:ascii="Avenir Next" w:hAnsi="Avenir Next" w:cs="Avenir Next" w:eastAsia="Avenir Next"/>
-          <w:color w:val="1A1A1A"/>
-          <w:sz w:val="18"/>
-          <w:szCs w:val="18"/>
-        </w:rPr>
         <w:tab/>
       </w:r>
       <w:r>
         <w:rPr>
           <w:rFonts w:ascii="Avenir Next" w:hAnsi="Avenir Next" w:cs="Avenir Next" w:eastAsia="Avenir Next"/>
           <w:color w:val="1A1A1A"/>
-          <w:sz w:val="21"/>
+          <w:sz w:val="22"/>
           <w:szCs w:val="21"/>
         </w:rPr>
         <w:t xml:space="preserve">60 + 21 = </w:t>
@@ -1015,25 +1024,25 @@
           <w:rFonts w:ascii="Avenir Next" w:hAnsi="Avenir Next" w:cs="Avenir Next" w:eastAsia="Avenir Next"/>
           <w:b/>
           <w:color w:val="003A70"/>
+          <w:sz w:val="22"/>
+          <w:szCs w:val="18"/>
+        </w:rPr>
+        <w:t xml:space="preserve">Step 1</w:t>
+      </w:r>
+      <w:r>
+        <w:rPr>
+          <w:rFonts w:ascii="Avenir Next" w:hAnsi="Avenir Next" w:cs="Avenir Next" w:eastAsia="Avenir Next"/>
+          <w:color w:val="1A1A1A"/>
           <w:sz w:val="18"/>
           <w:szCs w:val="18"/>
         </w:rPr>
-        <w:t xml:space="preserve">Step 1</w:t>
-      </w:r>
-      <w:r>
-        <w:rPr>
-          <w:rFonts w:ascii="Avenir Next" w:hAnsi="Avenir Next" w:cs="Avenir Next" w:eastAsia="Avenir Next"/>
-          <w:color w:val="1A1A1A"/>
-          <w:sz w:val="18"/>
-          <w:szCs w:val="18"/>
-        </w:rPr>
         <w:tab/>
       </w:r>
       <w:r>
         <w:rPr>
           <w:rFonts w:ascii="Avenir Next" w:hAnsi="Avenir Next" w:cs="Avenir Next" w:eastAsia="Avenir Next"/>
           <w:color w:val="1A1A1A"/>
-          <w:sz w:val="21"/>
+          <w:sz w:val="22"/>
           <w:szCs w:val="21"/>
         </w:rPr>
         <w:t xml:space="preserve">64 = 60 + </w:t>
@@ -1063,35 +1072,35 @@
           <w:rFonts w:ascii="Avenir Next" w:hAnsi="Avenir Next" w:cs="Avenir Next" w:eastAsia="Avenir Next"/>
           <w:b/>
           <w:color w:val="003A70"/>
+          <w:sz w:val="22"/>
+          <w:szCs w:val="18"/>
+        </w:rPr>
+        <w:t xml:space="preserve">Step 2</w:t>
+      </w:r>
+      <w:r>
+        <w:rPr>
+          <w:rFonts w:ascii="Avenir Next" w:hAnsi="Avenir Next" w:cs="Avenir Next" w:eastAsia="Avenir Next"/>
+          <w:color w:val="1A1A1A"/>
           <w:sz w:val="18"/>
           <w:szCs w:val="18"/>
         </w:rPr>
-        <w:t xml:space="preserve">Step 2</w:t>
-      </w:r>
-      <w:r>
-        <w:rPr>
-          <w:rFonts w:ascii="Avenir Next" w:hAnsi="Avenir Next" w:cs="Avenir Next" w:eastAsia="Avenir Next"/>
-          <w:color w:val="1A1A1A"/>
-          <w:sz w:val="18"/>
-          <w:szCs w:val="18"/>
-        </w:rPr>
         <w:tab/>
       </w:r>
       <w:r>
         <w:rPr>
           <w:rFonts w:ascii="Avenir Next" w:hAnsi="Avenir Next" w:cs="Avenir Next" w:eastAsia="Avenir Next"/>
           <w:color w:val="1A1A1A"/>
+          <w:sz w:val="22"/>
+          <w:szCs w:val="21"/>
+        </w:rPr>
+        <w:t xml:space="preserve">60 × 4 = </w:t>
+      </w:r>
+      <w:r>
+        <w:rPr>
+          <w:rFonts w:ascii="Avenir Next" w:hAnsi="Avenir Next" w:cs="Avenir Next" w:eastAsia="Avenir Next"/>
+          <w:color w:val="1A1A1A"/>
           <w:sz w:val="21"/>
           <w:szCs w:val="21"/>
-        </w:rPr>
-        <w:t xml:space="preserve">60 × 4 = </w:t>
-      </w:r>
-      <w:r>
-        <w:rPr>
-          <w:rFonts w:ascii="Avenir Next" w:hAnsi="Avenir Next" w:cs="Avenir Next" w:eastAsia="Avenir Next"/>
-          <w:color w:val="1A1A1A"/>
-          <w:sz w:val="21"/>
-          <w:szCs w:val="21"/>
           <w:u w:val="single"/>
         </w:rPr>
         <w:t xml:space="preserve">                </w:t>
@@ -1100,7 +1109,7 @@
         <w:rPr>
           <w:rFonts w:ascii="Avenir Next" w:hAnsi="Avenir Next" w:cs="Avenir Next" w:eastAsia="Avenir Next"/>
           <w:color w:val="1A1A1A"/>
-          <w:sz w:val="21"/>
+          <w:sz w:val="22"/>
           <w:szCs w:val="21"/>
         </w:rPr>
         <w:t xml:space="preserve"> and 4 × 4 = </w:t>
@@ -1130,18 +1139,18 @@
           <w:rFonts w:ascii="Avenir Next" w:hAnsi="Avenir Next" w:cs="Avenir Next" w:eastAsia="Avenir Next"/>
           <w:b/>
           <w:color w:val="003A70"/>
+          <w:sz w:val="22"/>
+          <w:szCs w:val="18"/>
+        </w:rPr>
+        <w:t xml:space="preserve">Step 3</w:t>
+      </w:r>
+      <w:r>
+        <w:rPr>
+          <w:rFonts w:ascii="Avenir Next" w:hAnsi="Avenir Next" w:cs="Avenir Next" w:eastAsia="Avenir Next"/>
+          <w:color w:val="1A1A1A"/>
           <w:sz w:val="18"/>
           <w:szCs w:val="18"/>
         </w:rPr>
-        <w:t xml:space="preserve">Step 3</w:t>
-      </w:r>
-      <w:r>
-        <w:rPr>
-          <w:rFonts w:ascii="Avenir Next" w:hAnsi="Avenir Next" w:cs="Avenir Next" w:eastAsia="Avenir Next"/>
-          <w:color w:val="1A1A1A"/>
-          <w:sz w:val="18"/>
-          <w:szCs w:val="18"/>
-        </w:rPr>
         <w:tab/>
       </w:r>
       <w:r>
@@ -1158,17 +1167,17 @@
         <w:rPr>
           <w:rFonts w:ascii="Avenir Next" w:hAnsi="Avenir Next" w:cs="Avenir Next" w:eastAsia="Avenir Next"/>
           <w:color w:val="1A1A1A"/>
+          <w:sz w:val="22"/>
+          <w:szCs w:val="21"/>
+        </w:rPr>
+        <w:t xml:space="preserve"> + 16 = </w:t>
+      </w:r>
+      <w:r>
+        <w:rPr>
+          <w:rFonts w:ascii="Avenir Next" w:hAnsi="Avenir Next" w:cs="Avenir Next" w:eastAsia="Avenir Next"/>
+          <w:color w:val="1A1A1A"/>
           <w:sz w:val="21"/>
           <w:szCs w:val="21"/>
-        </w:rPr>
-        <w:t xml:space="preserve"> + 16 = </w:t>
-      </w:r>
-      <w:r>
-        <w:rPr>
-          <w:rFonts w:ascii="Avenir Next" w:hAnsi="Avenir Next" w:cs="Avenir Next" w:eastAsia="Avenir Next"/>
-          <w:color w:val="1A1A1A"/>
-          <w:sz w:val="21"/>
-          <w:szCs w:val="21"/>
           <w:u w:val="single"/>
         </w:rPr>
         <w:t xml:space="preserve">                </w:t>
@@ -1181,6 +1190,7 @@
     </w:p>
     <w:p>
       <w:pPr>
+        <w:pStyle w:val="Heading2"/>
         <w:keepNext/>
         <w:pBdr>
           <w:bottom w:val="single" w:sz="8" w:space="3" w:color="003A70"/>
@@ -1196,7 +1206,7 @@
           <w:b/>
           <w:color w:val="003A70"/>
           <w:spacing w:val="14"/>
-          <w:sz w:val="19"/>
+          <w:sz w:val="22"/>
           <w:szCs w:val="19"/>
         </w:rPr>
         <w:t xml:space="preserve">YOUR TURN</w:t>
@@ -1215,7 +1225,7 @@
           <w:rFonts w:ascii="Avenir Next" w:hAnsi="Avenir Next" w:cs="Avenir Next" w:eastAsia="Avenir Next"/>
           <w:i/>
           <w:color w:val="5A5F66"/>
-          <w:sz w:val="17"/>
+          <w:sz w:val="22"/>
           <w:szCs w:val="17"/>
         </w:rPr>
         <w:t xml:space="preserve">use the steps on your own</w:t>
@@ -1726,7 +1736,7 @@
       <w:pPr>
         <w:pageBreakBefore/>
         <w:keepNext/>
-        <w:spacing w:before="0" w:after="12" w:line="264" w:lineRule="auto"/>
+        <w:spacing w:before="0" w:after="12" w:line="252" w:lineRule="auto"/>
       </w:pPr>
       <w:r>
         <w:rPr>
@@ -1735,7 +1745,7 @@
           <w:caps/>
           <w:color w:val="003A70"/>
           <w:spacing w:val="12"/>
-          <w:sz w:val="19"/>
+          <w:sz w:val="22"/>
           <w:szCs w:val="19"/>
         </w:rPr>
         <w:t xml:space="preserve">Lesson 6-3  ·  Session 2  ·  Prerequisite Practice A  ·  Skill 2 of 2</w:t>
@@ -1743,6 +1753,7 @@
     </w:p>
     <w:p>
       <w:pPr>
+        <w:pStyle w:val="Heading1"/>
         <w:keepNext/>
         <w:spacing w:before="0" w:after="10" w:line="240" w:lineRule="auto"/>
       </w:pPr>
@@ -1762,13 +1773,13 @@
         <w:pBdr>
           <w:bottom w:val="single" w:sz="4" w:space="5" w:color="C9CDD2"/>
         </w:pBdr>
-        <w:spacing w:before="0" w:after="60" w:line="264" w:lineRule="auto"/>
+        <w:spacing w:before="0" w:after="60" w:line="252" w:lineRule="auto"/>
       </w:pPr>
       <w:r>
         <w:rPr>
           <w:rFonts w:ascii="Avenir Next" w:hAnsi="Avenir Next" w:cs="Avenir Next" w:eastAsia="Avenir Next"/>
           <w:color w:val="5A5F66"/>
-          <w:sz w:val="17"/>
+          <w:sz w:val="22"/>
           <w:szCs w:val="17"/>
         </w:rPr>
         <w:t xml:space="preserve">Builds on Grade 4 · 4.OA.C.5</w:t>
@@ -1811,7 +1822,8 @@
           </w:tcPr>
           <w:p>
             <w:pPr>
-              <w:spacing w:before="0" w:after="0" w:line="252" w:lineRule="auto"/>
+              <w:pStyle w:val="Heading2"/>
+              <w:spacing w:before="0" w:after="0" w:line="246" w:lineRule="auto"/>
             </w:pPr>
             <w:r>
               <w:rPr>
@@ -1834,13 +1846,13 @@
           </w:tcPr>
           <w:p>
             <w:pPr>
-              <w:spacing w:before="0" w:after="0" w:line="264" w:lineRule="auto"/>
+              <w:spacing w:before="0" w:after="0" w:line="252" w:lineRule="auto"/>
             </w:pPr>
             <w:r>
               <w:rPr>
                 <w:rFonts w:ascii="Avenir Next" w:hAnsi="Avenir Next" w:cs="Avenir Next" w:eastAsia="Avenir Next"/>
                 <w:color w:val="1A1A1A"/>
-                <w:sz w:val="20"/>
+                <w:sz w:val="22"/>
                 <w:szCs w:val="20"/>
               </w:rPr>
               <w:t xml:space="preserve">You will complete a table of powers of 2. Each value is 2 times the one before.</w:t>
@@ -1860,7 +1872,8 @@
           </w:tcPr>
           <w:p>
             <w:pPr>
-              <w:spacing w:before="0" w:after="0" w:line="252" w:lineRule="auto"/>
+              <w:pStyle w:val="Heading2"/>
+              <w:spacing w:before="0" w:after="0" w:line="246" w:lineRule="auto"/>
             </w:pPr>
             <w:r>
               <w:rPr>
@@ -1883,13 +1896,13 @@
           </w:tcPr>
           <w:p>
             <w:pPr>
-              <w:spacing w:before="0" w:after="0" w:line="264" w:lineRule="auto"/>
+              <w:spacing w:before="0" w:after="0" w:line="252" w:lineRule="auto"/>
             </w:pPr>
             <w:r>
               <w:rPr>
                 <w:rFonts w:ascii="Avenir Next" w:hAnsi="Avenir Next" w:cs="Avenir Next" w:eastAsia="Avenir Next"/>
                 <w:color w:val="1A1A1A"/>
-                <w:sz w:val="20"/>
+                <w:sz w:val="22"/>
                 <w:szCs w:val="20"/>
               </w:rPr>
               <w:t xml:space="preserve">Continue a pattern that multiplies by the same number, like 1, 3, 9, 27.  </w:t>
@@ -1899,7 +1912,7 @@
                 <w:rFonts w:ascii="Avenir Next" w:hAnsi="Avenir Next" w:cs="Avenir Next" w:eastAsia="Avenir Next"/>
                 <w:b/>
                 <w:color w:val="1A1A1A"/>
-                <w:sz w:val="20"/>
+                <w:sz w:val="22"/>
                 <w:szCs w:val="20"/>
               </w:rPr>
               <w:t xml:space="preserve">You will use it in Practice Form A, problems 2 and 8.</w:t>
@@ -1910,6 +1923,7 @@
     </w:tbl>
     <w:p>
       <w:pPr>
+        <w:pStyle w:val="Heading2"/>
         <w:keepNext/>
         <w:pBdr>
           <w:bottom w:val="single" w:sz="8" w:space="3" w:color="003A70"/>
@@ -1925,7 +1939,7 @@
           <w:b/>
           <w:color w:val="003A70"/>
           <w:spacing w:val="14"/>
-          <w:sz w:val="19"/>
+          <w:sz w:val="22"/>
           <w:szCs w:val="19"/>
         </w:rPr>
         <w:t xml:space="preserve">STEPS TO FOLLOW</w:t>
@@ -1944,7 +1958,7 @@
           <w:rFonts w:ascii="Avenir Next" w:hAnsi="Avenir Next" w:cs="Avenir Next" w:eastAsia="Avenir Next"/>
           <w:i/>
           <w:color w:val="5A5F66"/>
-          <w:sz w:val="17"/>
+          <w:sz w:val="22"/>
           <w:szCs w:val="17"/>
         </w:rPr>
         <w:t xml:space="preserve">use these same steps on every problem</w:t>
@@ -1986,6 +2000,7 @@
           </w:tcPr>
           <w:p>
             <w:pPr>
+              <w:pStyle w:val="Heading1"/>
               <w:spacing w:before="0" w:after="0" w:line="240" w:lineRule="auto"/>
               <w:jc w:val="center"/>
             </w:pPr>
@@ -2008,13 +2023,13 @@
           </w:tcPr>
           <w:p>
             <w:pPr>
-              <w:spacing w:before="0" w:after="0" w:line="264" w:lineRule="auto"/>
+              <w:spacing w:before="0" w:after="0" w:line="252" w:lineRule="auto"/>
             </w:pPr>
             <w:r>
               <w:rPr>
                 <w:rFonts w:ascii="Avenir Next" w:hAnsi="Avenir Next" w:cs="Avenir Next" w:eastAsia="Avenir Next"/>
                 <w:color w:val="1A1A1A"/>
-                <w:sz w:val="21"/>
+                <w:sz w:val="22"/>
                 <w:szCs w:val="21"/>
               </w:rPr>
               <w:t xml:space="preserve">Find the </w:t>
@@ -2024,7 +2039,7 @@
                 <w:rFonts w:ascii="Avenir Next" w:hAnsi="Avenir Next" w:cs="Avenir Next" w:eastAsia="Avenir Next"/>
                 <w:b/>
                 <w:color w:val="1A1A1A"/>
-                <w:sz w:val="21"/>
+                <w:sz w:val="22"/>
                 <w:szCs w:val="21"/>
               </w:rPr>
               <w:t xml:space="preserve">rule</w:t>
@@ -2033,7 +2048,7 @@
               <w:rPr>
                 <w:rFonts w:ascii="Avenir Next" w:hAnsi="Avenir Next" w:cs="Avenir Next" w:eastAsia="Avenir Next"/>
                 <w:color w:val="1A1A1A"/>
-                <w:sz w:val="21"/>
+                <w:sz w:val="22"/>
                 <w:szCs w:val="21"/>
               </w:rPr>
               <w:t xml:space="preserve">: what is each number multiplied by?</w:t>
@@ -2052,6 +2067,7 @@
           </w:tcPr>
           <w:p>
             <w:pPr>
+              <w:pStyle w:val="Heading1"/>
               <w:spacing w:before="0" w:after="0" w:line="240" w:lineRule="auto"/>
               <w:jc w:val="center"/>
             </w:pPr>
@@ -2074,14 +2090,14 @@
           </w:tcPr>
           <w:p>
             <w:pPr>
-              <w:spacing w:before="0" w:after="0" w:line="264" w:lineRule="auto"/>
+              <w:spacing w:before="0" w:after="0" w:line="252" w:lineRule="auto"/>
             </w:pPr>
             <w:r>
               <w:rPr>
                 <w:rFonts w:ascii="Avenir Next" w:hAnsi="Avenir Next" w:cs="Avenir Next" w:eastAsia="Avenir Next"/>
                 <w:b/>
                 <w:color w:val="1A1A1A"/>
-                <w:sz w:val="21"/>
+                <w:sz w:val="22"/>
                 <w:szCs w:val="21"/>
               </w:rPr>
               <w:t xml:space="preserve">Multiply</w:t>
@@ -2090,7 +2106,7 @@
               <w:rPr>
                 <w:rFonts w:ascii="Avenir Next" w:hAnsi="Avenir Next" w:cs="Avenir Next" w:eastAsia="Avenir Next"/>
                 <w:color w:val="1A1A1A"/>
-                <w:sz w:val="21"/>
+                <w:sz w:val="22"/>
                 <w:szCs w:val="21"/>
               </w:rPr>
               <w:t xml:space="preserve"> the last number by the rule.</w:t>
@@ -2109,6 +2125,7 @@
           </w:tcPr>
           <w:p>
             <w:pPr>
+              <w:pStyle w:val="Heading1"/>
               <w:spacing w:before="0" w:after="0" w:line="240" w:lineRule="auto"/>
               <w:jc w:val="center"/>
             </w:pPr>
@@ -2131,14 +2148,14 @@
           </w:tcPr>
           <w:p>
             <w:pPr>
-              <w:spacing w:before="0" w:after="0" w:line="264" w:lineRule="auto"/>
+              <w:spacing w:before="0" w:after="0" w:line="252" w:lineRule="auto"/>
             </w:pPr>
             <w:r>
               <w:rPr>
                 <w:rFonts w:ascii="Avenir Next" w:hAnsi="Avenir Next" w:cs="Avenir Next" w:eastAsia="Avenir Next"/>
                 <w:b/>
                 <w:color w:val="1A1A1A"/>
-                <w:sz w:val="21"/>
+                <w:sz w:val="22"/>
                 <w:szCs w:val="21"/>
               </w:rPr>
               <w:t xml:space="preserve">Repeat</w:t>
@@ -2147,7 +2164,7 @@
               <w:rPr>
                 <w:rFonts w:ascii="Avenir Next" w:hAnsi="Avenir Next" w:cs="Avenir Next" w:eastAsia="Avenir Next"/>
                 <w:color w:val="1A1A1A"/>
-                <w:sz w:val="21"/>
+                <w:sz w:val="22"/>
                 <w:szCs w:val="21"/>
               </w:rPr>
               <w:t xml:space="preserve"> for the next blank.</w:t>
@@ -2158,6 +2175,7 @@
     </w:tbl>
     <w:p>
       <w:pPr>
+        <w:pStyle w:val="Heading2"/>
         <w:keepNext/>
         <w:pBdr>
           <w:bottom w:val="single" w:sz="8" w:space="3" w:color="003A70"/>
@@ -2173,7 +2191,7 @@
           <w:b/>
           <w:color w:val="003A70"/>
           <w:spacing w:val="14"/>
-          <w:sz w:val="19"/>
+          <w:sz w:val="22"/>
           <w:szCs w:val="19"/>
         </w:rPr>
         <w:t xml:space="preserve">WATCH ME</w:t>
@@ -2192,7 +2210,7 @@
           <w:rFonts w:ascii="Avenir Next" w:hAnsi="Avenir Next" w:cs="Avenir Next" w:eastAsia="Avenir Next"/>
           <w:i/>
           <w:color w:val="5A5F66"/>
-          <w:sz w:val="17"/>
+          <w:sz w:val="22"/>
           <w:szCs w:val="17"/>
         </w:rPr>
         <w:t xml:space="preserve">the steps in action</w:t>
@@ -2200,17 +2218,37 @@
     </w:p>
     <w:p>
       <w:pPr>
-        <w:spacing w:before="0" w:after="40" w:line="264" w:lineRule="auto"/>
-      </w:pPr>
-      <w:r>
-        <w:rPr>
-          <w:rFonts w:ascii="Avenir Next" w:hAnsi="Avenir Next" w:cs="Avenir Next" w:eastAsia="Avenir Next"/>
-          <w:b/>
+        <w:spacing w:before="0" w:after="40" w:line="252" w:lineRule="auto"/>
+      </w:pPr>
+      <w:r>
+        <w:rPr>
+          <w:rFonts w:ascii="Avenir Next" w:hAnsi="Avenir Next" w:cs="Avenir Next" w:eastAsia="Avenir Next"/>
+          <w:b/>
+          <w:color w:val="1A1A1A"/>
+          <w:sz w:val="22"/>
+          <w:szCs w:val="21"/>
+        </w:rPr>
+        <w:t xml:space="preserve">Continue: 1, 2, 4, 8, </w:t>
+      </w:r>
+      <w:r>
+        <w:rPr>
+          <w:rFonts w:ascii="Avenir Next" w:hAnsi="Avenir Next" w:cs="Avenir Next" w:eastAsia="Avenir Next"/>
           <w:color w:val="1A1A1A"/>
           <w:sz w:val="21"/>
           <w:szCs w:val="21"/>
-        </w:rPr>
-        <w:t xml:space="preserve">Continue: 1, 2, 4, 8, </w:t>
+          <w:u w:val="single"/>
+        </w:rPr>
+        <w:t xml:space="preserve">      </w:t>
+      </w:r>
+      <w:r>
+        <w:rPr>
+          <w:rFonts w:ascii="Avenir Next" w:hAnsi="Avenir Next" w:cs="Avenir Next" w:eastAsia="Avenir Next"/>
+          <w:b/>
+          <w:color w:val="1A1A1A"/>
+          <w:sz w:val="22"/>
+          <w:szCs w:val="21"/>
+        </w:rPr>
+        <w:t xml:space="preserve">, </w:t>
       </w:r>
       <w:r>
         <w:rPr>
@@ -2220,27 +2258,7 @@
           <w:szCs w:val="21"/>
           <w:u w:val="single"/>
         </w:rPr>
-        <w:t xml:space="preserve">      </w:t>
-      </w:r>
-      <w:r>
-        <w:rPr>
-          <w:rFonts w:ascii="Avenir Next" w:hAnsi="Avenir Next" w:cs="Avenir Next" w:eastAsia="Avenir Next"/>
-          <w:b/>
-          <w:color w:val="1A1A1A"/>
-          <w:sz w:val="21"/>
-          <w:szCs w:val="21"/>
-        </w:rPr>
-        <w:t xml:space="preserve">, </w:t>
-      </w:r>
-      <w:r>
-        <w:rPr>
-          <w:rFonts w:ascii="Avenir Next" w:hAnsi="Avenir Next" w:cs="Avenir Next" w:eastAsia="Avenir Next"/>
-          <w:color w:val="1A1A1A"/>
-          <w:sz w:val="21"/>
-          <w:szCs w:val="21"/>
-          <w:u w:val="single"/>
-        </w:rPr>
-        <w:t xml:space="preserve">      </w:t>
+        <w:t xml:space="preserve">          </w:t>
       </w:r>
     </w:p>
     <w:p>
@@ -2248,7 +2266,7 @@
         <w:tabs>
           <w:tab w:val="left" w:pos="950"/>
         </w:tabs>
-        <w:spacing w:before="0" w:after="24" w:line="256" w:lineRule="auto"/>
+        <w:spacing w:before="0" w:after="24" w:line="248" w:lineRule="auto"/>
         <w:ind w:left="950" w:hanging="950"/>
       </w:pPr>
       <w:r>
@@ -2256,25 +2274,25 @@
           <w:rFonts w:ascii="Avenir Next" w:hAnsi="Avenir Next" w:cs="Avenir Next" w:eastAsia="Avenir Next"/>
           <w:b/>
           <w:color w:val="003A70"/>
+          <w:sz w:val="22"/>
+          <w:szCs w:val="19"/>
+        </w:rPr>
+        <w:t xml:space="preserve">Step 1</w:t>
+      </w:r>
+      <w:r>
+        <w:rPr>
+          <w:rFonts w:ascii="Avenir Next" w:hAnsi="Avenir Next" w:cs="Avenir Next" w:eastAsia="Avenir Next"/>
+          <w:color w:val="1A1A1A"/>
           <w:sz w:val="19"/>
           <w:szCs w:val="19"/>
         </w:rPr>
-        <w:t xml:space="preserve">Step 1</w:t>
-      </w:r>
-      <w:r>
-        <w:rPr>
-          <w:rFonts w:ascii="Avenir Next" w:hAnsi="Avenir Next" w:cs="Avenir Next" w:eastAsia="Avenir Next"/>
-          <w:color w:val="1A1A1A"/>
-          <w:sz w:val="19"/>
-          <w:szCs w:val="19"/>
-        </w:rPr>
         <w:tab/>
       </w:r>
       <w:r>
         <w:rPr>
           <w:rFonts w:ascii="Avenir Next" w:hAnsi="Avenir Next" w:cs="Avenir Next" w:eastAsia="Avenir Next"/>
           <w:color w:val="1A1A1A"/>
-          <w:sz w:val="21"/>
+          <w:sz w:val="22"/>
           <w:szCs w:val="21"/>
         </w:rPr>
         <w:t xml:space="preserve">The rule is × 2.</w:t>
@@ -2285,7 +2303,7 @@
         <w:tabs>
           <w:tab w:val="left" w:pos="950"/>
         </w:tabs>
-        <w:spacing w:before="0" w:after="24" w:line="256" w:lineRule="auto"/>
+        <w:spacing w:before="0" w:after="24" w:line="248" w:lineRule="auto"/>
         <w:ind w:left="950" w:hanging="950"/>
       </w:pPr>
       <w:r>
@@ -2293,25 +2311,25 @@
           <w:rFonts w:ascii="Avenir Next" w:hAnsi="Avenir Next" w:cs="Avenir Next" w:eastAsia="Avenir Next"/>
           <w:b/>
           <w:color w:val="003A70"/>
+          <w:sz w:val="22"/>
+          <w:szCs w:val="19"/>
+        </w:rPr>
+        <w:t xml:space="preserve">Step 2</w:t>
+      </w:r>
+      <w:r>
+        <w:rPr>
+          <w:rFonts w:ascii="Avenir Next" w:hAnsi="Avenir Next" w:cs="Avenir Next" w:eastAsia="Avenir Next"/>
+          <w:color w:val="1A1A1A"/>
           <w:sz w:val="19"/>
           <w:szCs w:val="19"/>
         </w:rPr>
-        <w:t xml:space="preserve">Step 2</w:t>
-      </w:r>
-      <w:r>
-        <w:rPr>
-          <w:rFonts w:ascii="Avenir Next" w:hAnsi="Avenir Next" w:cs="Avenir Next" w:eastAsia="Avenir Next"/>
-          <w:color w:val="1A1A1A"/>
-          <w:sz w:val="19"/>
-          <w:szCs w:val="19"/>
-        </w:rPr>
         <w:tab/>
       </w:r>
       <w:r>
         <w:rPr>
           <w:rFonts w:ascii="Avenir Next" w:hAnsi="Avenir Next" w:cs="Avenir Next" w:eastAsia="Avenir Next"/>
           <w:color w:val="1A1A1A"/>
-          <w:sz w:val="21"/>
+          <w:sz w:val="22"/>
           <w:szCs w:val="21"/>
         </w:rPr>
         <w:t xml:space="preserve">8 × 2 = 16.</w:t>
@@ -2322,7 +2340,7 @@
         <w:tabs>
           <w:tab w:val="left" w:pos="950"/>
         </w:tabs>
-        <w:spacing w:before="0" w:after="24" w:line="256" w:lineRule="auto"/>
+        <w:spacing w:before="0" w:after="24" w:line="248" w:lineRule="auto"/>
         <w:ind w:left="950" w:hanging="950"/>
       </w:pPr>
       <w:r>
@@ -2330,25 +2348,25 @@
           <w:rFonts w:ascii="Avenir Next" w:hAnsi="Avenir Next" w:cs="Avenir Next" w:eastAsia="Avenir Next"/>
           <w:b/>
           <w:color w:val="003A70"/>
+          <w:sz w:val="22"/>
+          <w:szCs w:val="19"/>
+        </w:rPr>
+        <w:t xml:space="preserve">Step 3</w:t>
+      </w:r>
+      <w:r>
+        <w:rPr>
+          <w:rFonts w:ascii="Avenir Next" w:hAnsi="Avenir Next" w:cs="Avenir Next" w:eastAsia="Avenir Next"/>
+          <w:color w:val="1A1A1A"/>
           <w:sz w:val="19"/>
           <w:szCs w:val="19"/>
         </w:rPr>
-        <w:t xml:space="preserve">Step 3</w:t>
-      </w:r>
-      <w:r>
-        <w:rPr>
-          <w:rFonts w:ascii="Avenir Next" w:hAnsi="Avenir Next" w:cs="Avenir Next" w:eastAsia="Avenir Next"/>
-          <w:color w:val="1A1A1A"/>
-          <w:sz w:val="19"/>
-          <w:szCs w:val="19"/>
-        </w:rPr>
         <w:tab/>
       </w:r>
       <w:r>
         <w:rPr>
           <w:rFonts w:ascii="Avenir Next" w:hAnsi="Avenir Next" w:cs="Avenir Next" w:eastAsia="Avenir Next"/>
           <w:color w:val="1A1A1A"/>
-          <w:sz w:val="21"/>
+          <w:sz w:val="22"/>
           <w:szCs w:val="21"/>
         </w:rPr>
         <w:t xml:space="preserve">16 × 2 = 32.</w:t>
@@ -2359,7 +2377,7 @@
         <w:tabs>
           <w:tab w:val="left" w:pos="950"/>
         </w:tabs>
-        <w:spacing w:before="20" w:after="0" w:line="256" w:lineRule="auto"/>
+        <w:spacing w:before="20" w:after="0" w:line="248" w:lineRule="auto"/>
         <w:ind w:left="950" w:hanging="950"/>
       </w:pPr>
       <w:r>
@@ -2367,18 +2385,18 @@
           <w:rFonts w:ascii="Avenir Next" w:hAnsi="Avenir Next" w:cs="Avenir Next" w:eastAsia="Avenir Next"/>
           <w:b/>
           <w:color w:val="1A1A1A"/>
+          <w:sz w:val="22"/>
+          <w:szCs w:val="21"/>
+        </w:rPr>
+        <w:t xml:space="preserve">Answer</w:t>
+      </w:r>
+      <w:r>
+        <w:rPr>
+          <w:rFonts w:ascii="Avenir Next" w:hAnsi="Avenir Next" w:cs="Avenir Next" w:eastAsia="Avenir Next"/>
+          <w:color w:val="1A1A1A"/>
           <w:sz w:val="21"/>
           <w:szCs w:val="21"/>
         </w:rPr>
-        <w:t xml:space="preserve">Answer</w:t>
-      </w:r>
-      <w:r>
-        <w:rPr>
-          <w:rFonts w:ascii="Avenir Next" w:hAnsi="Avenir Next" w:cs="Avenir Next" w:eastAsia="Avenir Next"/>
-          <w:color w:val="1A1A1A"/>
-          <w:sz w:val="21"/>
-          <w:szCs w:val="21"/>
-        </w:rPr>
         <w:tab/>
       </w:r>
       <w:r>
@@ -2386,7 +2404,7 @@
           <w:rFonts w:ascii="Avenir Next" w:hAnsi="Avenir Next" w:cs="Avenir Next" w:eastAsia="Avenir Next"/>
           <w:b/>
           <w:color w:val="1A1A1A"/>
-          <w:sz w:val="21"/>
+          <w:sz w:val="22"/>
           <w:szCs w:val="21"/>
         </w:rPr>
         <w:t xml:space="preserve">16, 32</w:t>
@@ -2394,6 +2412,7 @@
     </w:p>
     <w:p>
       <w:pPr>
+        <w:pStyle w:val="Heading2"/>
         <w:keepNext/>
         <w:pBdr>
           <w:bottom w:val="single" w:sz="8" w:space="3" w:color="003A70"/>
@@ -2409,7 +2428,7 @@
           <w:b/>
           <w:color w:val="003A70"/>
           <w:spacing w:val="14"/>
-          <w:sz w:val="19"/>
+          <w:sz w:val="22"/>
           <w:szCs w:val="19"/>
         </w:rPr>
         <w:t xml:space="preserve">TRY IT WITH HELP</w:t>
@@ -2428,7 +2447,7 @@
           <w:rFonts w:ascii="Avenir Next" w:hAnsi="Avenir Next" w:cs="Avenir Next" w:eastAsia="Avenir Next"/>
           <w:i/>
           <w:color w:val="5A5F66"/>
-          <w:sz w:val="17"/>
+          <w:sz w:val="22"/>
           <w:szCs w:val="17"/>
         </w:rPr>
         <w:t xml:space="preserve">fill in each step</w:t>
@@ -2440,7 +2459,7 @@
         <w:tabs>
           <w:tab w:val="left" w:pos="432"/>
         </w:tabs>
-        <w:spacing w:before="90" w:after="40" w:line="268" w:lineRule="auto"/>
+        <w:spacing w:before="90" w:after="40" w:line="254" w:lineRule="auto"/>
         <w:ind w:left="432" w:hanging="432"/>
       </w:pPr>
       <w:r>
@@ -2498,7 +2517,7 @@
           <w:szCs w:val="22"/>
           <w:u w:val="single"/>
         </w:rPr>
-        <w:t xml:space="preserve">      </w:t>
+        <w:t xml:space="preserve">          </w:t>
       </w:r>
     </w:p>
     <w:p>
@@ -2507,7 +2526,7 @@
         <w:tabs>
           <w:tab w:val="left" w:pos="1300"/>
         </w:tabs>
-        <w:spacing w:before="0" w:after="24" w:line="272" w:lineRule="auto"/>
+        <w:spacing w:before="0" w:after="24" w:line="256" w:lineRule="auto"/>
         <w:ind w:left="1300" w:hanging="868"/>
       </w:pPr>
       <w:r>
@@ -2515,25 +2534,25 @@
           <w:rFonts w:ascii="Avenir Next" w:hAnsi="Avenir Next" w:cs="Avenir Next" w:eastAsia="Avenir Next"/>
           <w:b/>
           <w:color w:val="003A70"/>
+          <w:sz w:val="22"/>
+          <w:szCs w:val="18"/>
+        </w:rPr>
+        <w:t xml:space="preserve">Step 1</w:t>
+      </w:r>
+      <w:r>
+        <w:rPr>
+          <w:rFonts w:ascii="Avenir Next" w:hAnsi="Avenir Next" w:cs="Avenir Next" w:eastAsia="Avenir Next"/>
+          <w:color w:val="1A1A1A"/>
           <w:sz w:val="18"/>
           <w:szCs w:val="18"/>
         </w:rPr>
-        <w:t xml:space="preserve">Step 1</w:t>
-      </w:r>
-      <w:r>
-        <w:rPr>
-          <w:rFonts w:ascii="Avenir Next" w:hAnsi="Avenir Next" w:cs="Avenir Next" w:eastAsia="Avenir Next"/>
-          <w:color w:val="1A1A1A"/>
-          <w:sz w:val="18"/>
-          <w:szCs w:val="18"/>
-        </w:rPr>
         <w:tab/>
       </w:r>
       <w:r>
         <w:rPr>
           <w:rFonts w:ascii="Avenir Next" w:hAnsi="Avenir Next" w:cs="Avenir Next" w:eastAsia="Avenir Next"/>
           <w:color w:val="1A1A1A"/>
-          <w:sz w:val="21"/>
+          <w:sz w:val="22"/>
           <w:szCs w:val="21"/>
         </w:rPr>
         <w:t xml:space="preserve">The rule is × </w:t>
@@ -2555,7 +2574,7 @@
         <w:tabs>
           <w:tab w:val="left" w:pos="1300"/>
         </w:tabs>
-        <w:spacing w:before="0" w:after="24" w:line="272" w:lineRule="auto"/>
+        <w:spacing w:before="0" w:after="24" w:line="256" w:lineRule="auto"/>
         <w:ind w:left="1300" w:hanging="868"/>
       </w:pPr>
       <w:r>
@@ -2563,25 +2582,25 @@
           <w:rFonts w:ascii="Avenir Next" w:hAnsi="Avenir Next" w:cs="Avenir Next" w:eastAsia="Avenir Next"/>
           <w:b/>
           <w:color w:val="003A70"/>
+          <w:sz w:val="22"/>
+          <w:szCs w:val="18"/>
+        </w:rPr>
+        <w:t xml:space="preserve">Step 2</w:t>
+      </w:r>
+      <w:r>
+        <w:rPr>
+          <w:rFonts w:ascii="Avenir Next" w:hAnsi="Avenir Next" w:cs="Avenir Next" w:eastAsia="Avenir Next"/>
+          <w:color w:val="1A1A1A"/>
           <w:sz w:val="18"/>
           <w:szCs w:val="18"/>
         </w:rPr>
-        <w:t xml:space="preserve">Step 2</w:t>
-      </w:r>
-      <w:r>
-        <w:rPr>
-          <w:rFonts w:ascii="Avenir Next" w:hAnsi="Avenir Next" w:cs="Avenir Next" w:eastAsia="Avenir Next"/>
-          <w:color w:val="1A1A1A"/>
-          <w:sz w:val="18"/>
-          <w:szCs w:val="18"/>
-        </w:rPr>
         <w:tab/>
       </w:r>
       <w:r>
         <w:rPr>
           <w:rFonts w:ascii="Avenir Next" w:hAnsi="Avenir Next" w:cs="Avenir Next" w:eastAsia="Avenir Next"/>
           <w:color w:val="1A1A1A"/>
-          <w:sz w:val="21"/>
+          <w:sz w:val="22"/>
           <w:szCs w:val="21"/>
         </w:rPr>
         <w:t xml:space="preserve">9 × 3 = </w:t>
@@ -2603,7 +2622,7 @@
         <w:tabs>
           <w:tab w:val="left" w:pos="1300"/>
         </w:tabs>
-        <w:spacing w:before="0" w:after="24" w:line="272" w:lineRule="auto"/>
+        <w:spacing w:before="0" w:after="24" w:line="256" w:lineRule="auto"/>
         <w:ind w:left="1300" w:hanging="868"/>
       </w:pPr>
       <w:r>
@@ -2611,25 +2630,25 @@
           <w:rFonts w:ascii="Avenir Next" w:hAnsi="Avenir Next" w:cs="Avenir Next" w:eastAsia="Avenir Next"/>
           <w:b/>
           <w:color w:val="003A70"/>
+          <w:sz w:val="22"/>
+          <w:szCs w:val="18"/>
+        </w:rPr>
+        <w:t xml:space="preserve">Step 3</w:t>
+      </w:r>
+      <w:r>
+        <w:rPr>
+          <w:rFonts w:ascii="Avenir Next" w:hAnsi="Avenir Next" w:cs="Avenir Next" w:eastAsia="Avenir Next"/>
+          <w:color w:val="1A1A1A"/>
           <w:sz w:val="18"/>
           <w:szCs w:val="18"/>
         </w:rPr>
-        <w:t xml:space="preserve">Step 3</w:t>
-      </w:r>
-      <w:r>
-        <w:rPr>
-          <w:rFonts w:ascii="Avenir Next" w:hAnsi="Avenir Next" w:cs="Avenir Next" w:eastAsia="Avenir Next"/>
-          <w:color w:val="1A1A1A"/>
-          <w:sz w:val="18"/>
-          <w:szCs w:val="18"/>
-        </w:rPr>
         <w:tab/>
       </w:r>
       <w:r>
         <w:rPr>
           <w:rFonts w:ascii="Avenir Next" w:hAnsi="Avenir Next" w:cs="Avenir Next" w:eastAsia="Avenir Next"/>
           <w:color w:val="1A1A1A"/>
-          <w:sz w:val="21"/>
+          <w:sz w:val="22"/>
           <w:szCs w:val="21"/>
         </w:rPr>
         <w:t xml:space="preserve">27 × 3 = </w:t>
@@ -2656,7 +2675,7 @@
         <w:tabs>
           <w:tab w:val="left" w:pos="432"/>
         </w:tabs>
-        <w:spacing w:before="90" w:after="40" w:line="268" w:lineRule="auto"/>
+        <w:spacing w:before="90" w:after="40" w:line="254" w:lineRule="auto"/>
         <w:ind w:left="432" w:hanging="432"/>
       </w:pPr>
       <w:r>
@@ -2714,7 +2733,7 @@
           <w:szCs w:val="22"/>
           <w:u w:val="single"/>
         </w:rPr>
-        <w:t xml:space="preserve">      </w:t>
+        <w:t xml:space="preserve">          </w:t>
       </w:r>
     </w:p>
     <w:p>
@@ -2723,7 +2742,7 @@
         <w:tabs>
           <w:tab w:val="left" w:pos="1300"/>
         </w:tabs>
-        <w:spacing w:before="0" w:after="24" w:line="272" w:lineRule="auto"/>
+        <w:spacing w:before="0" w:after="24" w:line="256" w:lineRule="auto"/>
         <w:ind w:left="1300" w:hanging="868"/>
       </w:pPr>
       <w:r>
@@ -2731,25 +2750,25 @@
           <w:rFonts w:ascii="Avenir Next" w:hAnsi="Avenir Next" w:cs="Avenir Next" w:eastAsia="Avenir Next"/>
           <w:b/>
           <w:color w:val="003A70"/>
+          <w:sz w:val="22"/>
+          <w:szCs w:val="18"/>
+        </w:rPr>
+        <w:t xml:space="preserve">Step 1</w:t>
+      </w:r>
+      <w:r>
+        <w:rPr>
+          <w:rFonts w:ascii="Avenir Next" w:hAnsi="Avenir Next" w:cs="Avenir Next" w:eastAsia="Avenir Next"/>
+          <w:color w:val="1A1A1A"/>
           <w:sz w:val="18"/>
           <w:szCs w:val="18"/>
         </w:rPr>
-        <w:t xml:space="preserve">Step 1</w:t>
-      </w:r>
-      <w:r>
-        <w:rPr>
-          <w:rFonts w:ascii="Avenir Next" w:hAnsi="Avenir Next" w:cs="Avenir Next" w:eastAsia="Avenir Next"/>
-          <w:color w:val="1A1A1A"/>
-          <w:sz w:val="18"/>
-          <w:szCs w:val="18"/>
-        </w:rPr>
         <w:tab/>
       </w:r>
       <w:r>
         <w:rPr>
           <w:rFonts w:ascii="Avenir Next" w:hAnsi="Avenir Next" w:cs="Avenir Next" w:eastAsia="Avenir Next"/>
           <w:color w:val="1A1A1A"/>
-          <w:sz w:val="21"/>
+          <w:sz w:val="22"/>
           <w:szCs w:val="21"/>
         </w:rPr>
         <w:t xml:space="preserve">The rule is × </w:t>
@@ -2771,7 +2790,7 @@
         <w:tabs>
           <w:tab w:val="left" w:pos="1300"/>
         </w:tabs>
-        <w:spacing w:before="0" w:after="24" w:line="272" w:lineRule="auto"/>
+        <w:spacing w:before="0" w:after="24" w:line="256" w:lineRule="auto"/>
         <w:ind w:left="1300" w:hanging="868"/>
       </w:pPr>
       <w:r>
@@ -2779,25 +2798,25 @@
           <w:rFonts w:ascii="Avenir Next" w:hAnsi="Avenir Next" w:cs="Avenir Next" w:eastAsia="Avenir Next"/>
           <w:b/>
           <w:color w:val="003A70"/>
+          <w:sz w:val="22"/>
+          <w:szCs w:val="18"/>
+        </w:rPr>
+        <w:t xml:space="preserve">Step 2</w:t>
+      </w:r>
+      <w:r>
+        <w:rPr>
+          <w:rFonts w:ascii="Avenir Next" w:hAnsi="Avenir Next" w:cs="Avenir Next" w:eastAsia="Avenir Next"/>
+          <w:color w:val="1A1A1A"/>
           <w:sz w:val="18"/>
           <w:szCs w:val="18"/>
         </w:rPr>
-        <w:t xml:space="preserve">Step 2</w:t>
-      </w:r>
-      <w:r>
-        <w:rPr>
-          <w:rFonts w:ascii="Avenir Next" w:hAnsi="Avenir Next" w:cs="Avenir Next" w:eastAsia="Avenir Next"/>
-          <w:color w:val="1A1A1A"/>
-          <w:sz w:val="18"/>
-          <w:szCs w:val="18"/>
-        </w:rPr>
         <w:tab/>
       </w:r>
       <w:r>
         <w:rPr>
           <w:rFonts w:ascii="Avenir Next" w:hAnsi="Avenir Next" w:cs="Avenir Next" w:eastAsia="Avenir Next"/>
           <w:color w:val="1A1A1A"/>
-          <w:sz w:val="21"/>
+          <w:sz w:val="22"/>
           <w:szCs w:val="21"/>
         </w:rPr>
         <w:t xml:space="preserve">100 × 10 = </w:t>
@@ -2819,7 +2838,7 @@
         <w:tabs>
           <w:tab w:val="left" w:pos="1300"/>
         </w:tabs>
-        <w:spacing w:before="0" w:after="24" w:line="272" w:lineRule="auto"/>
+        <w:spacing w:before="0" w:after="24" w:line="256" w:lineRule="auto"/>
         <w:ind w:left="1300" w:hanging="868"/>
       </w:pPr>
       <w:r>
@@ -2827,35 +2846,35 @@
           <w:rFonts w:ascii="Avenir Next" w:hAnsi="Avenir Next" w:cs="Avenir Next" w:eastAsia="Avenir Next"/>
           <w:b/>
           <w:color w:val="003A70"/>
+          <w:sz w:val="22"/>
+          <w:szCs w:val="18"/>
+        </w:rPr>
+        <w:t xml:space="preserve">Step 3</w:t>
+      </w:r>
+      <w:r>
+        <w:rPr>
+          <w:rFonts w:ascii="Avenir Next" w:hAnsi="Avenir Next" w:cs="Avenir Next" w:eastAsia="Avenir Next"/>
+          <w:color w:val="1A1A1A"/>
           <w:sz w:val="18"/>
           <w:szCs w:val="18"/>
         </w:rPr>
-        <w:t xml:space="preserve">Step 3</w:t>
-      </w:r>
-      <w:r>
-        <w:rPr>
-          <w:rFonts w:ascii="Avenir Next" w:hAnsi="Avenir Next" w:cs="Avenir Next" w:eastAsia="Avenir Next"/>
-          <w:color w:val="1A1A1A"/>
-          <w:sz w:val="18"/>
-          <w:szCs w:val="18"/>
-        </w:rPr>
         <w:tab/>
       </w:r>
       <w:r>
         <w:rPr>
           <w:rFonts w:ascii="Avenir Next" w:hAnsi="Avenir Next" w:cs="Avenir Next" w:eastAsia="Avenir Next"/>
           <w:color w:val="1A1A1A"/>
+          <w:sz w:val="22"/>
+          <w:szCs w:val="21"/>
+        </w:rPr>
+        <w:t xml:space="preserve">1,000 × 10 = </w:t>
+      </w:r>
+      <w:r>
+        <w:rPr>
+          <w:rFonts w:ascii="Avenir Next" w:hAnsi="Avenir Next" w:cs="Avenir Next" w:eastAsia="Avenir Next"/>
+          <w:color w:val="1A1A1A"/>
           <w:sz w:val="21"/>
           <w:szCs w:val="21"/>
-        </w:rPr>
-        <w:t xml:space="preserve">1,000 × 10 = </w:t>
-      </w:r>
-      <w:r>
-        <w:rPr>
-          <w:rFonts w:ascii="Avenir Next" w:hAnsi="Avenir Next" w:cs="Avenir Next" w:eastAsia="Avenir Next"/>
-          <w:color w:val="1A1A1A"/>
-          <w:sz w:val="21"/>
-          <w:szCs w:val="21"/>
           <w:u w:val="single"/>
         </w:rPr>
         <w:t xml:space="preserve">                </w:t>
@@ -2868,6 +2887,7 @@
     </w:p>
     <w:p>
       <w:pPr>
+        <w:pStyle w:val="Heading2"/>
         <w:keepNext/>
         <w:pBdr>
           <w:bottom w:val="single" w:sz="8" w:space="3" w:color="003A70"/>
@@ -2883,7 +2903,7 @@
           <w:b/>
           <w:color w:val="003A70"/>
           <w:spacing w:val="14"/>
-          <w:sz w:val="19"/>
+          <w:sz w:val="22"/>
           <w:szCs w:val="19"/>
         </w:rPr>
         <w:t xml:space="preserve">YOUR TURN</w:t>
@@ -2902,7 +2922,7 @@
           <w:rFonts w:ascii="Avenir Next" w:hAnsi="Avenir Next" w:cs="Avenir Next" w:eastAsia="Avenir Next"/>
           <w:i/>
           <w:color w:val="5A5F66"/>
-          <w:sz w:val="17"/>
+          <w:sz w:val="22"/>
           <w:szCs w:val="17"/>
         </w:rPr>
         <w:t xml:space="preserve">use the steps on your own</w:t>
@@ -2952,7 +2972,7 @@
               <w:tabs>
                 <w:tab w:val="left" w:pos="432"/>
               </w:tabs>
-              <w:spacing w:before="90" w:after="40" w:line="268" w:lineRule="auto"/>
+              <w:spacing w:before="90" w:after="40" w:line="254" w:lineRule="auto"/>
               <w:ind w:left="432" w:hanging="432"/>
             </w:pPr>
             <w:r>
@@ -3025,7 +3045,7 @@
                     <w:tabs>
                       <w:tab w:val="left" w:pos="340"/>
                     </w:tabs>
-                    <w:spacing w:before="0" w:after="0" w:line="276" w:lineRule="auto"/>
+                    <w:spacing w:before="0" w:after="0" w:line="258" w:lineRule="auto"/>
                     <w:ind w:left="340" w:hanging="340"/>
                   </w:pPr>
                   <w:r>
@@ -3087,7 +3107,7 @@
                     <w:tabs>
                       <w:tab w:val="left" w:pos="340"/>
                     </w:tabs>
-                    <w:spacing w:before="0" w:after="0" w:line="276" w:lineRule="auto"/>
+                    <w:spacing w:before="0" w:after="0" w:line="258" w:lineRule="auto"/>
                     <w:ind w:left="340" w:hanging="340"/>
                   </w:pPr>
                   <w:r>
@@ -3155,7 +3175,7 @@
                     <w:tabs>
                       <w:tab w:val="left" w:pos="340"/>
                     </w:tabs>
-                    <w:spacing w:before="0" w:after="0" w:line="276" w:lineRule="auto"/>
+                    <w:spacing w:before="0" w:after="0" w:line="258" w:lineRule="auto"/>
                     <w:ind w:left="340" w:hanging="340"/>
                   </w:pPr>
                   <w:r>
@@ -3217,7 +3237,7 @@
                     <w:tabs>
                       <w:tab w:val="left" w:pos="340"/>
                     </w:tabs>
-                    <w:spacing w:before="0" w:after="0" w:line="276" w:lineRule="auto"/>
+                    <w:spacing w:before="0" w:after="0" w:line="258" w:lineRule="auto"/>
                     <w:ind w:left="340" w:hanging="340"/>
                   </w:pPr>
                   <w:r>
@@ -3286,6 +3306,7 @@
     </w:p>
     <w:p>
       <w:pPr>
+        <w:pStyle w:val="Heading2"/>
         <w:keepNext/>
         <w:pBdr>
           <w:bottom w:val="single" w:sz="8" w:space="3" w:color="003A70"/>
@@ -3301,7 +3322,7 @@
           <w:b/>
           <w:color w:val="003A70"/>
           <w:spacing w:val="14"/>
-          <w:sz w:val="19"/>
+          <w:sz w:val="22"/>
           <w:szCs w:val="19"/>
         </w:rPr>
         <w:t xml:space="preserve">READY CHECK</w:t>
@@ -3320,7 +3341,7 @@
           <w:rFonts w:ascii="Avenir Next" w:hAnsi="Avenir Next" w:cs="Avenir Next" w:eastAsia="Avenir Next"/>
           <w:i/>
           <w:color w:val="5A5F66"/>
-          <w:sz w:val="17"/>
+          <w:sz w:val="22"/>
           <w:szCs w:val="17"/>
         </w:rPr>
         <w:t xml:space="preserve">a problem like the one in today’s lesson</w:t>
@@ -3370,7 +3391,7 @@
               <w:tabs>
                 <w:tab w:val="left" w:pos="432"/>
               </w:tabs>
-              <w:spacing w:before="90" w:after="40" w:line="268" w:lineRule="auto"/>
+              <w:spacing w:before="90" w:after="40" w:line="254" w:lineRule="auto"/>
               <w:ind w:left="432" w:hanging="432"/>
             </w:pPr>
             <w:r>
@@ -3444,7 +3465,7 @@
                     <w:tabs>
                       <w:tab w:val="left" w:pos="340"/>
                     </w:tabs>
-                    <w:spacing w:before="0" w:after="0" w:line="264" w:lineRule="auto"/>
+                    <w:spacing w:before="0" w:after="0" w:line="252" w:lineRule="auto"/>
                     <w:ind w:left="340" w:hanging="340"/>
                   </w:pPr>
                   <w:r>
@@ -3452,25 +3473,25 @@
                       <w:rFonts w:ascii="Avenir Next" w:hAnsi="Avenir Next" w:cs="Avenir Next" w:eastAsia="Avenir Next"/>
                       <w:b/>
                       <w:color w:val="003A70"/>
+                      <w:sz w:val="22"/>
+                      <w:szCs w:val="21"/>
+                    </w:rPr>
+                    <w:t xml:space="preserve">A</w:t>
+                  </w:r>
+                  <w:r>
+                    <w:rPr>
+                      <w:rFonts w:ascii="Avenir Next" w:hAnsi="Avenir Next" w:cs="Avenir Next" w:eastAsia="Avenir Next"/>
+                      <w:color w:val="1A1A1A"/>
                       <w:sz w:val="21"/>
                       <w:szCs w:val="21"/>
                     </w:rPr>
-                    <w:t xml:space="preserve">A</w:t>
-                  </w:r>
-                  <w:r>
-                    <w:rPr>
-                      <w:rFonts w:ascii="Avenir Next" w:hAnsi="Avenir Next" w:cs="Avenir Next" w:eastAsia="Avenir Next"/>
-                      <w:color w:val="1A1A1A"/>
-                      <w:sz w:val="21"/>
-                      <w:szCs w:val="21"/>
-                    </w:rPr>
                     <w:tab/>
                   </w:r>
                   <w:r>
                     <w:rPr>
                       <w:rFonts w:ascii="Avenir Next" w:hAnsi="Avenir Next" w:cs="Avenir Next" w:eastAsia="Avenir Next"/>
                       <w:color w:val="1A1A1A"/>
-                      <w:sz w:val="21"/>
+                      <w:sz w:val="22"/>
                       <w:szCs w:val="21"/>
                     </w:rPr>
                     <w:t xml:space="preserve">18</w:t>
@@ -3487,7 +3508,7 @@
                     <w:tabs>
                       <w:tab w:val="left" w:pos="340"/>
                     </w:tabs>
-                    <w:spacing w:before="0" w:after="0" w:line="264" w:lineRule="auto"/>
+                    <w:spacing w:before="0" w:after="0" w:line="252" w:lineRule="auto"/>
                     <w:ind w:left="340" w:hanging="340"/>
                   </w:pPr>
                   <w:r>
@@ -3495,25 +3516,25 @@
                       <w:rFonts w:ascii="Avenir Next" w:hAnsi="Avenir Next" w:cs="Avenir Next" w:eastAsia="Avenir Next"/>
                       <w:b/>
                       <w:color w:val="003A70"/>
+                      <w:sz w:val="22"/>
+                      <w:szCs w:val="21"/>
+                    </w:rPr>
+                    <w:t xml:space="preserve">B</w:t>
+                  </w:r>
+                  <w:r>
+                    <w:rPr>
+                      <w:rFonts w:ascii="Avenir Next" w:hAnsi="Avenir Next" w:cs="Avenir Next" w:eastAsia="Avenir Next"/>
+                      <w:color w:val="1A1A1A"/>
                       <w:sz w:val="21"/>
                       <w:szCs w:val="21"/>
                     </w:rPr>
-                    <w:t xml:space="preserve">B</w:t>
-                  </w:r>
-                  <w:r>
-                    <w:rPr>
-                      <w:rFonts w:ascii="Avenir Next" w:hAnsi="Avenir Next" w:cs="Avenir Next" w:eastAsia="Avenir Next"/>
-                      <w:color w:val="1A1A1A"/>
-                      <w:sz w:val="21"/>
-                      <w:szCs w:val="21"/>
-                    </w:rPr>
                     <w:tab/>
                   </w:r>
                   <w:r>
                     <w:rPr>
                       <w:rFonts w:ascii="Avenir Next" w:hAnsi="Avenir Next" w:cs="Avenir Next" w:eastAsia="Avenir Next"/>
                       <w:color w:val="1A1A1A"/>
-                      <w:sz w:val="21"/>
+                      <w:sz w:val="22"/>
                       <w:szCs w:val="21"/>
                     </w:rPr>
                     <w:t xml:space="preserve">24</w:t>
@@ -3530,7 +3551,7 @@
                     <w:tabs>
                       <w:tab w:val="left" w:pos="340"/>
                     </w:tabs>
-                    <w:spacing w:before="0" w:after="0" w:line="264" w:lineRule="auto"/>
+                    <w:spacing w:before="0" w:after="0" w:line="252" w:lineRule="auto"/>
                     <w:ind w:left="340" w:hanging="340"/>
                   </w:pPr>
                   <w:r>
@@ -3538,25 +3559,25 @@
                       <w:rFonts w:ascii="Avenir Next" w:hAnsi="Avenir Next" w:cs="Avenir Next" w:eastAsia="Avenir Next"/>
                       <w:b/>
                       <w:color w:val="003A70"/>
+                      <w:sz w:val="22"/>
+                      <w:szCs w:val="21"/>
+                    </w:rPr>
+                    <w:t xml:space="preserve">C</w:t>
+                  </w:r>
+                  <w:r>
+                    <w:rPr>
+                      <w:rFonts w:ascii="Avenir Next" w:hAnsi="Avenir Next" w:cs="Avenir Next" w:eastAsia="Avenir Next"/>
+                      <w:color w:val="1A1A1A"/>
                       <w:sz w:val="21"/>
                       <w:szCs w:val="21"/>
                     </w:rPr>
-                    <w:t xml:space="preserve">C</w:t>
-                  </w:r>
-                  <w:r>
-                    <w:rPr>
-                      <w:rFonts w:ascii="Avenir Next" w:hAnsi="Avenir Next" w:cs="Avenir Next" w:eastAsia="Avenir Next"/>
-                      <w:color w:val="1A1A1A"/>
-                      <w:sz w:val="21"/>
-                      <w:szCs w:val="21"/>
-                    </w:rPr>
                     <w:tab/>
                   </w:r>
                   <w:r>
                     <w:rPr>
                       <w:rFonts w:ascii="Avenir Next" w:hAnsi="Avenir Next" w:cs="Avenir Next" w:eastAsia="Avenir Next"/>
                       <w:color w:val="1A1A1A"/>
-                      <w:sz w:val="21"/>
+                      <w:sz w:val="22"/>
                       <w:szCs w:val="21"/>
                     </w:rPr>
                     <w:t xml:space="preserve">32</w:t>
@@ -3573,7 +3594,7 @@
                     <w:tabs>
                       <w:tab w:val="left" w:pos="340"/>
                     </w:tabs>
-                    <w:spacing w:before="0" w:after="0" w:line="264" w:lineRule="auto"/>
+                    <w:spacing w:before="0" w:after="0" w:line="252" w:lineRule="auto"/>
                     <w:ind w:left="340" w:hanging="340"/>
                   </w:pPr>
                   <w:r>
@@ -3581,25 +3602,25 @@
                       <w:rFonts w:ascii="Avenir Next" w:hAnsi="Avenir Next" w:cs="Avenir Next" w:eastAsia="Avenir Next"/>
                       <w:b/>
                       <w:color w:val="003A70"/>
+                      <w:sz w:val="22"/>
+                      <w:szCs w:val="21"/>
+                    </w:rPr>
+                    <w:t xml:space="preserve">D</w:t>
+                  </w:r>
+                  <w:r>
+                    <w:rPr>
+                      <w:rFonts w:ascii="Avenir Next" w:hAnsi="Avenir Next" w:cs="Avenir Next" w:eastAsia="Avenir Next"/>
+                      <w:color w:val="1A1A1A"/>
                       <w:sz w:val="21"/>
                       <w:szCs w:val="21"/>
                     </w:rPr>
-                    <w:t xml:space="preserve">D</w:t>
-                  </w:r>
-                  <w:r>
-                    <w:rPr>
-                      <w:rFonts w:ascii="Avenir Next" w:hAnsi="Avenir Next" w:cs="Avenir Next" w:eastAsia="Avenir Next"/>
-                      <w:color w:val="1A1A1A"/>
-                      <w:sz w:val="21"/>
-                      <w:szCs w:val="21"/>
-                    </w:rPr>
                     <w:tab/>
                   </w:r>
                   <w:r>
                     <w:rPr>
                       <w:rFonts w:ascii="Avenir Next" w:hAnsi="Avenir Next" w:cs="Avenir Next" w:eastAsia="Avenir Next"/>
                       <w:color w:val="1A1A1A"/>
-                      <w:sz w:val="21"/>
+                      <w:sz w:val="22"/>
                       <w:szCs w:val="21"/>
                     </w:rPr>
                     <w:t xml:space="preserve">64</w:t>
@@ -3648,19 +3669,42 @@
         <w:tblLook w:val="0000" w:firstRow="0" w:lastRow="0" w:firstColumn="0" w:lastColumn="0" w:noHBand="1" w:noVBand="1"/>
       </w:tblPr>
       <w:tblGrid>
-        <w:gridCol w:w="2000"/>
-        <w:gridCol w:w="2300"/>
-        <w:gridCol w:w="2100"/>
-        <w:gridCol w:w="3104"/>
+        <w:gridCol w:w="1750"/>
+        <w:gridCol w:w="2500"/>
+        <w:gridCol w:w="2200"/>
+        <w:gridCol w:w="3054"/>
       </w:tblGrid>
       <w:tr>
         <w:trPr>
           <w:cantSplit/>
-          <w:trHeight w:val="320" w:hRule="atLeast"/>
+          <w:trHeight w:val="300" w:hRule="atLeast"/>
         </w:trPr>
         <w:tc>
           <w:tcPr>
-            <w:tcW w:w="2000" w:type="dxa"/>
+            <w:tcW w:w="1750" w:type="dxa"/>
+            <w:vAlign w:val="center"/>
+          </w:tcPr>
+          <w:p>
+            <w:pPr>
+              <w:pStyle w:val="Heading2"/>
+              <w:spacing w:before="0" w:after="0" w:line="240" w:lineRule="auto"/>
+            </w:pPr>
+            <w:r>
+              <w:rPr>
+                <w:rFonts w:ascii="Avenir Next" w:hAnsi="Avenir Next" w:cs="Avenir Next" w:eastAsia="Avenir Next"/>
+                <w:b/>
+                <w:color w:val="003A70"/>
+                <w:spacing w:val="12"/>
+                <w:sz w:val="15"/>
+                <w:szCs w:val="15"/>
+              </w:rPr>
+              <w:t xml:space="preserve">CHECK YOURSELF</w:t>
+            </w:r>
+          </w:p>
+        </w:tc>
+        <w:tc>
+          <w:tcPr>
+            <w:tcW w:w="2500" w:type="dxa"/>
             <w:vAlign w:val="center"/>
           </w:tcPr>
           <w:p>
@@ -3669,20 +3713,27 @@
             </w:pPr>
             <w:r>
               <w:rPr>
-                <w:rFonts w:ascii="Avenir Next" w:hAnsi="Avenir Next" w:cs="Avenir Next" w:eastAsia="Avenir Next"/>
-                <w:b/>
-                <w:color w:val="003A70"/>
-                <w:spacing w:val="12"/>
-                <w:sz w:val="15"/>
-                <w:szCs w:val="15"/>
-              </w:rPr>
-              <w:t xml:space="preserve">CHECK YOURSELF</w:t>
+                <w:rFonts w:ascii="Arial" w:hAnsi="Arial" w:cs="Arial" w:eastAsia="Arial"/>
+                <w:color w:val="1A1A1A"/>
+                <w:sz w:val="20"/>
+                <w:szCs w:val="20"/>
+              </w:rPr>
+              <w:t xml:space="preserve">□</w:t>
+            </w:r>
+            <w:r>
+              <w:rPr>
+                <w:rFonts w:ascii="Avenir Next" w:hAnsi="Avenir Next" w:cs="Avenir Next" w:eastAsia="Avenir Next"/>
+                <w:color w:val="1A1A1A"/>
+                <w:sz w:val="17"/>
+                <w:szCs w:val="17"/>
+              </w:rPr>
+              <w:t xml:space="preserve">  I can do this on my own</w:t>
             </w:r>
           </w:p>
         </w:tc>
         <w:tc>
           <w:tcPr>
-            <w:tcW w:w="2300" w:type="dxa"/>
+            <w:tcW w:w="2200" w:type="dxa"/>
             <w:vAlign w:val="center"/>
           </w:tcPr>
           <w:p>
@@ -3693,8 +3744,8 @@
               <w:rPr>
                 <w:rFonts w:ascii="Arial" w:hAnsi="Arial" w:cs="Arial" w:eastAsia="Arial"/>
                 <w:color w:val="1A1A1A"/>
-                <w:sz w:val="24"/>
-                <w:szCs w:val="24"/>
+                <w:sz w:val="20"/>
+                <w:szCs w:val="20"/>
               </w:rPr>
               <w:t xml:space="preserve">□</w:t>
             </w:r>
@@ -3705,13 +3756,13 @@
                 <w:sz w:val="17"/>
                 <w:szCs w:val="17"/>
               </w:rPr>
-              <w:t xml:space="preserve">  I can do this on my own</w:t>
+              <w:t xml:space="preserve">  I need a little help</w:t>
             </w:r>
           </w:p>
         </w:tc>
         <w:tc>
           <w:tcPr>
-            <w:tcW w:w="2100" w:type="dxa"/>
+            <w:tcW w:w="3054" w:type="dxa"/>
             <w:vAlign w:val="center"/>
           </w:tcPr>
           <w:p>
@@ -3722,37 +3773,8 @@
               <w:rPr>
                 <w:rFonts w:ascii="Arial" w:hAnsi="Arial" w:cs="Arial" w:eastAsia="Arial"/>
                 <w:color w:val="1A1A1A"/>
-                <w:sz w:val="24"/>
-                <w:szCs w:val="24"/>
-              </w:rPr>
-              <w:t xml:space="preserve">□</w:t>
-            </w:r>
-            <w:r>
-              <w:rPr>
-                <w:rFonts w:ascii="Avenir Next" w:hAnsi="Avenir Next" w:cs="Avenir Next" w:eastAsia="Avenir Next"/>
-                <w:color w:val="1A1A1A"/>
-                <w:sz w:val="17"/>
-                <w:szCs w:val="17"/>
-              </w:rPr>
-              <w:t xml:space="preserve">  I need a little help</w:t>
-            </w:r>
-          </w:p>
-        </w:tc>
-        <w:tc>
-          <w:tcPr>
-            <w:tcW w:w="3104" w:type="dxa"/>
-            <w:vAlign w:val="center"/>
-          </w:tcPr>
-          <w:p>
-            <w:pPr>
-              <w:spacing w:before="0" w:after="0" w:line="240" w:lineRule="auto"/>
-            </w:pPr>
-            <w:r>
-              <w:rPr>
-                <w:rFonts w:ascii="Arial" w:hAnsi="Arial" w:cs="Arial" w:eastAsia="Arial"/>
-                <w:color w:val="1A1A1A"/>
-                <w:sz w:val="24"/>
-                <w:szCs w:val="24"/>
+                <w:sz w:val="20"/>
+                <w:szCs w:val="20"/>
               </w:rPr>
               <w:t xml:space="preserve">□</w:t>
             </w:r>
@@ -3787,7 +3809,7 @@
     <w:sectPr>
       <w:footerReference w:type="default" r:id="rIdFooter1"/>
       <w:pgSz w:w="12240" w:h="15840"/>
-      <w:pgMar w:top="893" w:right="1224" w:bottom="835" w:left="1512" w:header="432" w:footer="432" w:gutter="0"/>
+      <w:pgMar w:top="780" w:right="1224" w:bottom="760" w:left="1512" w:header="432" w:footer="432" w:gutter="0"/>
       <w:cols w:space="720"/>
     </w:sectPr>
   </w:body>
@@ -3867,7 +3889,106 @@
               <w:sz w:val="15"/>
               <w:szCs w:val="15"/>
             </w:rPr>
-            <w:t xml:space="preserve">Lesson 6-3  ·  Session 2  ·  Prerequisite Practice A</w:t>
+            <w:t xml:space="preserve">6-3 · Page </w:t>
+          </w:r>
+          <w:r>
+            <w:rPr>
+              <w:rFonts w:ascii="Avenir Next" w:hAnsi="Avenir Next" w:cs="Avenir Next" w:eastAsia="Avenir Next"/>
+              <w:color w:val="5A5F66"/>
+              <w:sz w:val="15"/>
+              <w:szCs w:val="15"/>
+            </w:rPr>
+            <w:fldChar w:fldCharType="begin"/>
+          </w:r>
+          <w:r>
+            <w:rPr>
+              <w:rFonts w:ascii="Avenir Next" w:hAnsi="Avenir Next" w:cs="Avenir Next" w:eastAsia="Avenir Next"/>
+              <w:color w:val="5A5F66"/>
+              <w:sz w:val="15"/>
+              <w:szCs w:val="15"/>
+            </w:rPr>
+            <w:instrText xml:space="preserve"> PAGE </w:instrText>
+          </w:r>
+          <w:r>
+            <w:rPr>
+              <w:rFonts w:ascii="Avenir Next" w:hAnsi="Avenir Next" w:cs="Avenir Next" w:eastAsia="Avenir Next"/>
+              <w:color w:val="5A5F66"/>
+              <w:sz w:val="15"/>
+              <w:szCs w:val="15"/>
+            </w:rPr>
+            <w:fldChar w:fldCharType="separate"/>
+          </w:r>
+          <w:r>
+            <w:rPr>
+              <w:rFonts w:ascii="Avenir Next" w:hAnsi="Avenir Next" w:cs="Avenir Next" w:eastAsia="Avenir Next"/>
+              <w:color w:val="5A5F66"/>
+              <w:sz w:val="15"/>
+              <w:szCs w:val="15"/>
+            </w:rPr>
+            <w:t xml:space="preserve">1</w:t>
+          </w:r>
+          <w:r>
+            <w:rPr>
+              <w:rFonts w:ascii="Avenir Next" w:hAnsi="Avenir Next" w:cs="Avenir Next" w:eastAsia="Avenir Next"/>
+              <w:color w:val="5A5F66"/>
+              <w:sz w:val="15"/>
+              <w:szCs w:val="15"/>
+            </w:rPr>
+            <w:fldChar w:fldCharType="end"/>
+          </w:r>
+          <w:r>
+            <w:rPr>
+              <w:rFonts w:ascii="Avenir Next" w:hAnsi="Avenir Next" w:cs="Avenir Next" w:eastAsia="Avenir Next"/>
+              <w:color w:val="5A5F66"/>
+              <w:sz w:val="15"/>
+              <w:szCs w:val="15"/>
+            </w:rPr>
+            <w:t xml:space="preserve"> of </w:t>
+          </w:r>
+          <w:r>
+            <w:rPr>
+              <w:rFonts w:ascii="Avenir Next" w:hAnsi="Avenir Next" w:cs="Avenir Next" w:eastAsia="Avenir Next"/>
+              <w:color w:val="5A5F66"/>
+              <w:sz w:val="15"/>
+              <w:szCs w:val="15"/>
+            </w:rPr>
+            <w:fldChar w:fldCharType="begin"/>
+          </w:r>
+          <w:r>
+            <w:rPr>
+              <w:rFonts w:ascii="Avenir Next" w:hAnsi="Avenir Next" w:cs="Avenir Next" w:eastAsia="Avenir Next"/>
+              <w:color w:val="5A5F66"/>
+              <w:sz w:val="15"/>
+              <w:szCs w:val="15"/>
+            </w:rPr>
+            <w:instrText xml:space="preserve"> NUMPAGES </w:instrText>
+          </w:r>
+          <w:r>
+            <w:rPr>
+              <w:rFonts w:ascii="Avenir Next" w:hAnsi="Avenir Next" w:cs="Avenir Next" w:eastAsia="Avenir Next"/>
+              <w:color w:val="5A5F66"/>
+              <w:sz w:val="15"/>
+              <w:szCs w:val="15"/>
+            </w:rPr>
+            <w:fldChar w:fldCharType="separate"/>
+          </w:r>
+          <w:r>
+            <w:rPr>
+              <w:rFonts w:ascii="Avenir Next" w:hAnsi="Avenir Next" w:cs="Avenir Next" w:eastAsia="Avenir Next"/>
+              <w:color w:val="5A5F66"/>
+              <w:sz w:val="15"/>
+              <w:szCs w:val="15"/>
+            </w:rPr>
+            <w:t xml:space="preserve">1</w:t>
+          </w:r>
+          <w:r>
+            <w:rPr>
+              <w:rFonts w:ascii="Avenir Next" w:hAnsi="Avenir Next" w:cs="Avenir Next" w:eastAsia="Avenir Next"/>
+              <w:color w:val="5A5F66"/>
+              <w:sz w:val="15"/>
+              <w:szCs w:val="15"/>
+            </w:rPr>
+            <w:fldChar w:fldCharType="end"/>
           </w:r>
         </w:p>
       </w:tc>
@@ -3910,5 +4031,23 @@
       </w:tblCellMar>
     </w:tblPr>
   </w:style>
+  <w:style w:type="paragraph" w:styleId="Heading1">
+    <w:name w:val="heading 1"/>
+    <w:basedOn w:val="Normal"/>
+    <w:pPr>
+      <w:outlineLvl w:val="0"/>
+      <w:keepNext w:val="0"/>
+      <w:keepLines w:val="0"/>
+    </w:pPr>
+  </w:style>
+  <w:style w:type="paragraph" w:styleId="Heading2">
+    <w:name w:val="heading 2"/>
+    <w:basedOn w:val="Normal"/>
+    <w:pPr>
+      <w:outlineLvl w:val="1"/>
+      <w:keepNext w:val="0"/>
+      <w:keepLines w:val="0"/>
+    </w:pPr>
+  </w:style>
 </w:styles>
 </file>